--- a/docs/para-drive/Manual de instalación.docx
+++ b/docs/para-drive/Manual de instalación.docx
@@ -2176,7 +2176,7 @@
               <w:rPr>
                 <w:rStyle w:val="VerbatimChar"/>
               </w:rPr>
-              <w:t xml:space="preserve">WHATSAPP_MODO</w:t>
+              <w:t xml:space="preserve">RECORDATORIOS_AUTOMATICOS</w:t>
             </w:r>
           </w:p>
         </w:tc>
@@ -2203,55 +2203,28 @@
               <w:rPr>
                 <w:rStyle w:val="VerbatimChar"/>
               </w:rPr>
-              <w:t xml:space="preserve">manual</w:t>
-            </w:r>
-            <w:r>
-              <w:t xml:space="preserve">,</w:t>
+              <w:t xml:space="preserve">false</w:t>
             </w:r>
             <w:r>
               <w:t xml:space="preserve"> </w:t>
             </w:r>
             <w:r>
-              <w:rPr>
-                <w:rStyle w:val="VerbatimChar"/>
-              </w:rPr>
-              <w:t xml:space="preserve">consola</w:t>
-            </w:r>
-            <w:r>
-              <w:t xml:space="preserve"> </w:t>
-            </w:r>
-            <w:r>
-              <w:t xml:space="preserve">o</w:t>
-            </w:r>
-            <w:r>
-              <w:t xml:space="preserve"> </w:t>
-            </w:r>
-            <w:r>
-              <w:rPr>
-                <w:rStyle w:val="VerbatimChar"/>
-              </w:rPr>
-              <w:t xml:space="preserve">api</w:t>
-            </w:r>
-            <w:r>
-              <w:t xml:space="preserve"> </w:t>
-            </w:r>
-            <w:r>
-              <w:t xml:space="preserve">(ver sección 7)</w:t>
-            </w:r>
-          </w:p>
-        </w:tc>
-        <w:tc>
-          <w:tcPr/>
-          <w:p>
-            <w:pPr>
-              <w:pStyle w:val="Compact"/>
-              <w:jc w:val="left"/>
-            </w:pPr>
-            <w:r>
-              <w:rPr>
-                <w:rStyle w:val="VerbatimChar"/>
-              </w:rPr>
-              <w:t xml:space="preserve">manual</w:t>
+              <w:t xml:space="preserve">desactiva el recordatorio automático</w:t>
+            </w:r>
+          </w:p>
+        </w:tc>
+        <w:tc>
+          <w:tcPr/>
+          <w:p>
+            <w:pPr>
+              <w:pStyle w:val="Compact"/>
+              <w:jc w:val="left"/>
+            </w:pPr>
+            <w:r>
+              <w:rPr>
+                <w:rStyle w:val="VerbatimChar"/>
+              </w:rPr>
+              <w:t xml:space="preserve">true</w:t>
             </w:r>
           </w:p>
         </w:tc>
@@ -2268,7 +2241,7 @@
               <w:rPr>
                 <w:rStyle w:val="VerbatimChar"/>
               </w:rPr>
-              <w:t xml:space="preserve">WHATSAPP_TOKEN</w:t>
+              <w:t xml:space="preserve">RECORDATORIO_DESDE</w:t>
             </w:r>
             <w:r>
               <w:t xml:space="preserve">,</w:t>
@@ -2280,19 +2253,49 @@
               <w:rPr>
                 <w:rStyle w:val="VerbatimChar"/>
               </w:rPr>
-              <w:t xml:space="preserve">WHATSAPP_PHONE_ID</w:t>
-            </w:r>
-          </w:p>
-        </w:tc>
-        <w:tc>
-          <w:tcPr/>
-          <w:p>
-            <w:pPr>
-              <w:pStyle w:val="Compact"/>
-              <w:jc w:val="left"/>
-            </w:pPr>
-            <w:r>
-              <w:t xml:space="preserve">Solo modo</w:t>
+              <w:t xml:space="preserve">RECORDATORIO_HASTA</w:t>
+            </w:r>
+          </w:p>
+        </w:tc>
+        <w:tc>
+          <w:tcPr/>
+          <w:p>
+            <w:pPr>
+              <w:pStyle w:val="Compact"/>
+              <w:jc w:val="left"/>
+            </w:pPr>
+            <w:r>
+              <w:t xml:space="preserve">No</w:t>
+            </w:r>
+          </w:p>
+        </w:tc>
+        <w:tc>
+          <w:tcPr/>
+          <w:p>
+            <w:pPr>
+              <w:pStyle w:val="Compact"/>
+              <w:jc w:val="left"/>
+            </w:pPr>
+            <w:r>
+              <w:t xml:space="preserve">Horas (de Colombia) entre las que se generan los recordatorios</w:t>
+            </w:r>
+          </w:p>
+        </w:tc>
+        <w:tc>
+          <w:tcPr/>
+          <w:p>
+            <w:pPr>
+              <w:pStyle w:val="Compact"/>
+              <w:jc w:val="left"/>
+            </w:pPr>
+            <w:r>
+              <w:rPr>
+                <w:rStyle w:val="VerbatimChar"/>
+              </w:rPr>
+              <w:t xml:space="preserve">8</w:t>
+            </w:r>
+            <w:r>
+              <w:t xml:space="preserve">,</w:t>
             </w:r>
             <w:r>
               <w:t xml:space="preserve"> </w:t>
@@ -2301,31 +2304,7 @@
               <w:rPr>
                 <w:rStyle w:val="VerbatimChar"/>
               </w:rPr>
-              <w:t xml:space="preserve">api</w:t>
-            </w:r>
-          </w:p>
-        </w:tc>
-        <w:tc>
-          <w:tcPr/>
-          <w:p>
-            <w:pPr>
-              <w:pStyle w:val="Compact"/>
-              <w:jc w:val="left"/>
-            </w:pPr>
-            <w:r>
-              <w:t xml:space="preserve">Credenciales de Meta</w:t>
-            </w:r>
-          </w:p>
-        </w:tc>
-        <w:tc>
-          <w:tcPr/>
-          <w:p>
-            <w:pPr>
-              <w:pStyle w:val="Compact"/>
-              <w:jc w:val="left"/>
-            </w:pPr>
-            <w:r>
-              <w:t xml:space="preserve">—</w:t>
+              <w:t xml:space="preserve">19</w:t>
             </w:r>
           </w:p>
         </w:tc>
@@ -2342,6 +2321,228 @@
               <w:rPr>
                 <w:rStyle w:val="VerbatimChar"/>
               </w:rPr>
+              <w:t xml:space="preserve">RECORDATORIO_HORAS_MINIMAS</w:t>
+            </w:r>
+          </w:p>
+        </w:tc>
+        <w:tc>
+          <w:tcPr/>
+          <w:p>
+            <w:pPr>
+              <w:pStyle w:val="Compact"/>
+              <w:jc w:val="left"/>
+            </w:pPr>
+            <w:r>
+              <w:t xml:space="preserve">No</w:t>
+            </w:r>
+          </w:p>
+        </w:tc>
+        <w:tc>
+          <w:tcPr/>
+          <w:p>
+            <w:pPr>
+              <w:pStyle w:val="Compact"/>
+              <w:jc w:val="left"/>
+            </w:pPr>
+            <w:r>
+              <w:t xml:space="preserve">No recordar citas agendadas hace menos de estas horas</w:t>
+            </w:r>
+          </w:p>
+        </w:tc>
+        <w:tc>
+          <w:tcPr/>
+          <w:p>
+            <w:pPr>
+              <w:pStyle w:val="Compact"/>
+              <w:jc w:val="left"/>
+            </w:pPr>
+            <w:r>
+              <w:rPr>
+                <w:rStyle w:val="VerbatimChar"/>
+              </w:rPr>
+              <w:t xml:space="preserve">12</w:t>
+            </w:r>
+          </w:p>
+        </w:tc>
+      </w:tr>
+      <w:tr>
+        <w:tc>
+          <w:tcPr/>
+          <w:p>
+            <w:pPr>
+              <w:pStyle w:val="Compact"/>
+              <w:jc w:val="left"/>
+            </w:pPr>
+            <w:r>
+              <w:rPr>
+                <w:rStyle w:val="VerbatimChar"/>
+              </w:rPr>
+              <w:t xml:space="preserve">WHATSAPP_MODO</w:t>
+            </w:r>
+          </w:p>
+        </w:tc>
+        <w:tc>
+          <w:tcPr/>
+          <w:p>
+            <w:pPr>
+              <w:pStyle w:val="Compact"/>
+              <w:jc w:val="left"/>
+            </w:pPr>
+            <w:r>
+              <w:t xml:space="preserve">No</w:t>
+            </w:r>
+          </w:p>
+        </w:tc>
+        <w:tc>
+          <w:tcPr/>
+          <w:p>
+            <w:pPr>
+              <w:pStyle w:val="Compact"/>
+              <w:jc w:val="left"/>
+            </w:pPr>
+            <w:r>
+              <w:rPr>
+                <w:rStyle w:val="VerbatimChar"/>
+              </w:rPr>
+              <w:t xml:space="preserve">manual</w:t>
+            </w:r>
+            <w:r>
+              <w:t xml:space="preserve">,</w:t>
+            </w:r>
+            <w:r>
+              <w:t xml:space="preserve"> </w:t>
+            </w:r>
+            <w:r>
+              <w:rPr>
+                <w:rStyle w:val="VerbatimChar"/>
+              </w:rPr>
+              <w:t xml:space="preserve">consola</w:t>
+            </w:r>
+            <w:r>
+              <w:t xml:space="preserve"> </w:t>
+            </w:r>
+            <w:r>
+              <w:t xml:space="preserve">o</w:t>
+            </w:r>
+            <w:r>
+              <w:t xml:space="preserve"> </w:t>
+            </w:r>
+            <w:r>
+              <w:rPr>
+                <w:rStyle w:val="VerbatimChar"/>
+              </w:rPr>
+              <w:t xml:space="preserve">api</w:t>
+            </w:r>
+            <w:r>
+              <w:t xml:space="preserve"> </w:t>
+            </w:r>
+            <w:r>
+              <w:t xml:space="preserve">(ver sección 7)</w:t>
+            </w:r>
+          </w:p>
+        </w:tc>
+        <w:tc>
+          <w:tcPr/>
+          <w:p>
+            <w:pPr>
+              <w:pStyle w:val="Compact"/>
+              <w:jc w:val="left"/>
+            </w:pPr>
+            <w:r>
+              <w:rPr>
+                <w:rStyle w:val="VerbatimChar"/>
+              </w:rPr>
+              <w:t xml:space="preserve">manual</w:t>
+            </w:r>
+          </w:p>
+        </w:tc>
+      </w:tr>
+      <w:tr>
+        <w:tc>
+          <w:tcPr/>
+          <w:p>
+            <w:pPr>
+              <w:pStyle w:val="Compact"/>
+              <w:jc w:val="left"/>
+            </w:pPr>
+            <w:r>
+              <w:rPr>
+                <w:rStyle w:val="VerbatimChar"/>
+              </w:rPr>
+              <w:t xml:space="preserve">WHATSAPP_TOKEN</w:t>
+            </w:r>
+            <w:r>
+              <w:t xml:space="preserve">,</w:t>
+            </w:r>
+            <w:r>
+              <w:t xml:space="preserve"> </w:t>
+            </w:r>
+            <w:r>
+              <w:rPr>
+                <w:rStyle w:val="VerbatimChar"/>
+              </w:rPr>
+              <w:t xml:space="preserve">WHATSAPP_PHONE_ID</w:t>
+            </w:r>
+          </w:p>
+        </w:tc>
+        <w:tc>
+          <w:tcPr/>
+          <w:p>
+            <w:pPr>
+              <w:pStyle w:val="Compact"/>
+              <w:jc w:val="left"/>
+            </w:pPr>
+            <w:r>
+              <w:t xml:space="preserve">Solo modo</w:t>
+            </w:r>
+            <w:r>
+              <w:t xml:space="preserve"> </w:t>
+            </w:r>
+            <w:r>
+              <w:rPr>
+                <w:rStyle w:val="VerbatimChar"/>
+              </w:rPr>
+              <w:t xml:space="preserve">api</w:t>
+            </w:r>
+          </w:p>
+        </w:tc>
+        <w:tc>
+          <w:tcPr/>
+          <w:p>
+            <w:pPr>
+              <w:pStyle w:val="Compact"/>
+              <w:jc w:val="left"/>
+            </w:pPr>
+            <w:r>
+              <w:t xml:space="preserve">Credenciales de Meta</w:t>
+            </w:r>
+          </w:p>
+        </w:tc>
+        <w:tc>
+          <w:tcPr/>
+          <w:p>
+            <w:pPr>
+              <w:pStyle w:val="Compact"/>
+              <w:jc w:val="left"/>
+            </w:pPr>
+            <w:r>
+              <w:t xml:space="preserve">—</w:t>
+            </w:r>
+          </w:p>
+        </w:tc>
+      </w:tr>
+      <w:tr>
+        <w:tc>
+          <w:tcPr/>
+          <w:p>
+            <w:pPr>
+              <w:pStyle w:val="Compact"/>
+              <w:jc w:val="left"/>
+            </w:pPr>
+            <w:r>
+              <w:rPr>
+                <w:rStyle w:val="VerbatimChar"/>
+              </w:rPr>
               <w:t xml:space="preserve">WHATSAPP_PLANTILLA_*</w:t>
             </w:r>
           </w:p>
@@ -2497,6 +2698,39 @@
       </w:r>
       <w:r>
         <w:t xml:space="preserve">: no existe ninguna pantalla ni ruta de la API para hacerlo.</w:t>
+      </w:r>
+    </w:p>
+    <w:p>
+      <w:pPr>
+        <w:pStyle w:val="BodyText"/>
+      </w:pPr>
+      <w:r>
+        <w:t xml:space="preserve">Si la secretaria olvida su contraseña:</w:t>
+      </w:r>
+    </w:p>
+    <w:p>
+      <w:pPr>
+        <w:pStyle w:val="SourceCode"/>
+      </w:pPr>
+      <w:r>
+        <w:rPr>
+          <w:rStyle w:val="ExtensionTok"/>
+        </w:rPr>
+        <w:t xml:space="preserve">npm</w:t>
+      </w:r>
+      <w:r>
+        <w:rPr>
+          <w:rStyle w:val="NormalTok"/>
+        </w:rPr>
+        <w:t xml:space="preserve"> run restablecer-admin</w:t>
+      </w:r>
+    </w:p>
+    <w:p>
+      <w:pPr>
+        <w:pStyle w:val="FirstParagraph"/>
+      </w:pPr>
+      <w:r>
+        <w:t xml:space="preserve">Pide el correo del administrador y la contraseña nueva dos veces.</w:t>
       </w:r>
     </w:p>
     <w:bookmarkEnd w:id="30"/>
@@ -3112,6 +3346,101 @@
       </w:r>
       <w:r>
         <w:t xml:space="preserve">en el panel para enviarlo a mano.</w:t>
+      </w:r>
+    </w:p>
+    <w:p>
+      <w:pPr>
+        <w:pStyle w:val="BodyText"/>
+      </w:pPr>
+      <w:r>
+        <w:t xml:space="preserve">La plantilla del recordatorio usa solo los 5 primeros parámetros (no lleva enlace):</w:t>
+      </w:r>
+      <w:r>
+        <w:t xml:space="preserve"> </w:t>
+      </w:r>
+      <w:r>
+        <w:rPr>
+          <w:rStyle w:val="VerbatimChar"/>
+        </w:rPr>
+        <w:t xml:space="preserve">WHATSAPP_PARAMETROS_RECORDATORIO=5</w:t>
+      </w:r>
+      <w:r>
+        <w:t xml:space="preserve">.</w:t>
+      </w:r>
+    </w:p>
+    <w:p>
+      <w:pPr>
+        <w:pStyle w:val="BodyText"/>
+      </w:pPr>
+      <w:r>
+        <w:rPr>
+          <w:bCs/>
+          <w:b/>
+        </w:rPr>
+        <w:t xml:space="preserve">Recordatorio del día anterior.</w:t>
+      </w:r>
+      <w:r>
+        <w:t xml:space="preserve"> </w:t>
+      </w:r>
+      <w:r>
+        <w:t xml:space="preserve">Mientras el backend esté encendido, revisa cada 30 minutos (entre</w:t>
+      </w:r>
+      <w:r>
+        <w:t xml:space="preserve"> </w:t>
+      </w:r>
+      <w:r>
+        <w:rPr>
+          <w:rStyle w:val="VerbatimChar"/>
+        </w:rPr>
+        <w:t xml:space="preserve">RECORDATORIO_DESDE</w:t>
+      </w:r>
+      <w:r>
+        <w:t xml:space="preserve"> </w:t>
+      </w:r>
+      <w:r>
+        <w:t xml:space="preserve">y</w:t>
+      </w:r>
+      <w:r>
+        <w:t xml:space="preserve"> </w:t>
+      </w:r>
+      <w:r>
+        <w:rPr>
+          <w:rStyle w:val="VerbatimChar"/>
+        </w:rPr>
+        <w:t xml:space="preserve">RECORDATORIO_HASTA</w:t>
+      </w:r>
+      <w:r>
+        <w:t xml:space="preserve">) las citas de mañana y genera su recordatorio. Si el servidor se apaga de noche, se puede programar</w:t>
+      </w:r>
+      <w:r>
+        <w:t xml:space="preserve"> </w:t>
+      </w:r>
+      <w:r>
+        <w:rPr>
+          <w:rStyle w:val="VerbatimChar"/>
+        </w:rPr>
+        <w:t xml:space="preserve">npm run recordatorios</w:t>
+      </w:r>
+      <w:r>
+        <w:t xml:space="preserve"> </w:t>
+      </w:r>
+      <w:r>
+        <w:t xml:space="preserve">una vez al día con el Programador de tareas de Windows o con</w:t>
+      </w:r>
+      <w:r>
+        <w:t xml:space="preserve"> </w:t>
+      </w:r>
+      <w:r>
+        <w:rPr>
+          <w:rStyle w:val="VerbatimChar"/>
+        </w:rPr>
+        <w:t xml:space="preserve">cron</w:t>
+      </w:r>
+      <w:r>
+        <w:t xml:space="preserve"> </w:t>
+      </w:r>
+      <w:r>
+        <w:t xml:space="preserve">en Linux.</w:t>
       </w:r>
     </w:p>
     <w:bookmarkEnd w:id="34"/>

--- a/docs/para-drive/Manual de instalación.docx
+++ b/docs/para-drive/Manual de instalación.docx
@@ -2176,6 +2176,62 @@
               <w:rPr>
                 <w:rStyle w:val="VerbatimChar"/>
               </w:rPr>
+              <w:t xml:space="preserve">LIMITE_INGRESOS_POR_IP</w:t>
+            </w:r>
+          </w:p>
+        </w:tc>
+        <w:tc>
+          <w:tcPr/>
+          <w:p>
+            <w:pPr>
+              <w:pStyle w:val="Compact"/>
+              <w:jc w:val="left"/>
+            </w:pPr>
+            <w:r>
+              <w:t xml:space="preserve">No</w:t>
+            </w:r>
+          </w:p>
+        </w:tc>
+        <w:tc>
+          <w:tcPr/>
+          <w:p>
+            <w:pPr>
+              <w:pStyle w:val="Compact"/>
+              <w:jc w:val="left"/>
+            </w:pPr>
+            <w:r>
+              <w:t xml:space="preserve">Intentos de ingreso por IP cada 15 minutos</w:t>
+            </w:r>
+          </w:p>
+        </w:tc>
+        <w:tc>
+          <w:tcPr/>
+          <w:p>
+            <w:pPr>
+              <w:pStyle w:val="Compact"/>
+              <w:jc w:val="left"/>
+            </w:pPr>
+            <w:r>
+              <w:rPr>
+                <w:rStyle w:val="VerbatimChar"/>
+              </w:rPr>
+              <w:t xml:space="preserve">10</w:t>
+            </w:r>
+          </w:p>
+        </w:tc>
+      </w:tr>
+      <w:tr>
+        <w:tc>
+          <w:tcPr/>
+          <w:p>
+            <w:pPr>
+              <w:pStyle w:val="Compact"/>
+              <w:jc w:val="left"/>
+            </w:pPr>
+            <w:r>
+              <w:rPr>
+                <w:rStyle w:val="VerbatimChar"/>
+              </w:rPr>
               <w:t xml:space="preserve">RECORDATORIOS_AUTOMATICOS</w:t>
             </w:r>
           </w:p>
@@ -4401,7 +4457,22 @@
               <w:t xml:space="preserve"> </w:t>
             </w:r>
             <w:r>
-              <w:t xml:space="preserve">en desarrollo</w:t>
+              <w:t xml:space="preserve">(o</w:t>
+            </w:r>
+            <w:r>
+              <w:t xml:space="preserve"> </w:t>
+            </w:r>
+            <w:r>
+              <w:rPr>
+                <w:rStyle w:val="VerbatimChar"/>
+              </w:rPr>
+              <w:t xml:space="preserve">LIMITE_INGRESOS_POR_IP</w:t>
+            </w:r>
+            <w:r>
+              <w:t xml:space="preserve"> </w:t>
+            </w:r>
+            <w:r>
+              <w:t xml:space="preserve">si es al ingresar) en desarrollo</w:t>
             </w:r>
           </w:p>
         </w:tc>

--- a/docs/para-drive/Manual de instalación.docx
+++ b/docs/para-drive/Manual de instalación.docx
@@ -2,7 +2,7 @@
 <file path=word/document.xml><?xml version="1.0" encoding="utf-8"?>
 <w:document xmlns:w="http://schemas.openxmlformats.org/wordprocessingml/2006/main" xmlns:m="http://schemas.openxmlformats.org/officeDocument/2006/math" xmlns:r="http://schemas.openxmlformats.org/officeDocument/2006/relationships" xmlns:o="urn:schemas-microsoft-com:office:office" xmlns:v="urn:schemas-microsoft-com:vml" xmlns:w10="urn:schemas-microsoft-com:office:word" xmlns:a="http://schemas.openxmlformats.org/drawingml/2006/main" xmlns:pic="http://schemas.openxmlformats.org/drawingml/2006/picture" xmlns:wp="http://schemas.openxmlformats.org/drawingml/2006/wordprocessingDrawing">
   <w:body>
-    <w:bookmarkStart w:id="38" w:name="manual-de-instalación-arte-odontológico"/>
+    <w:bookmarkStart w:id="39" w:name="manual-de-instalación-arte-odontológico"/>
     <w:p>
       <w:pPr>
         <w:pStyle w:val="Heading1"/>
@@ -2475,6 +2475,18 @@
               <w:t xml:space="preserve">consola</w:t>
             </w:r>
             <w:r>
+              <w:t xml:space="preserve">,</w:t>
+            </w:r>
+            <w:r>
+              <w:t xml:space="preserve"> </w:t>
+            </w:r>
+            <w:r>
+              <w:rPr>
+                <w:rStyle w:val="VerbatimChar"/>
+              </w:rPr>
+              <w:t xml:space="preserve">twilio</w:t>
+            </w:r>
+            <w:r>
               <w:t xml:space="preserve"> </w:t>
             </w:r>
             <w:r>
@@ -2525,7 +2537,7 @@
               <w:rPr>
                 <w:rStyle w:val="VerbatimChar"/>
               </w:rPr>
-              <w:t xml:space="preserve">WHATSAPP_TOKEN</w:t>
+              <w:t xml:space="preserve">TWILIO_ACCOUNT_SID</w:t>
             </w:r>
             <w:r>
               <w:t xml:space="preserve">,</w:t>
@@ -2537,7 +2549,19 @@
               <w:rPr>
                 <w:rStyle w:val="VerbatimChar"/>
               </w:rPr>
-              <w:t xml:space="preserve">WHATSAPP_PHONE_ID</w:t>
+              <w:t xml:space="preserve">TWILIO_AUTH_TOKEN</w:t>
+            </w:r>
+            <w:r>
+              <w:t xml:space="preserve">,</w:t>
+            </w:r>
+            <w:r>
+              <w:t xml:space="preserve"> </w:t>
+            </w:r>
+            <w:r>
+              <w:rPr>
+                <w:rStyle w:val="VerbatimChar"/>
+              </w:rPr>
+              <w:t xml:space="preserve">TWILIO_WHATSAPP_DESDE</w:t>
             </w:r>
           </w:p>
         </w:tc>
@@ -2558,19 +2582,19 @@
               <w:rPr>
                 <w:rStyle w:val="VerbatimChar"/>
               </w:rPr>
-              <w:t xml:space="preserve">api</w:t>
-            </w:r>
-          </w:p>
-        </w:tc>
-        <w:tc>
-          <w:tcPr/>
-          <w:p>
-            <w:pPr>
-              <w:pStyle w:val="Compact"/>
-              <w:jc w:val="left"/>
-            </w:pPr>
-            <w:r>
-              <w:t xml:space="preserve">Credenciales de Meta</w:t>
+              <w:t xml:space="preserve">twilio</w:t>
+            </w:r>
+          </w:p>
+        </w:tc>
+        <w:tc>
+          <w:tcPr/>
+          <w:p>
+            <w:pPr>
+              <w:pStyle w:val="Compact"/>
+              <w:jc w:val="left"/>
+            </w:pPr>
+            <w:r>
+              <w:t xml:space="preserve">Credenciales de Twilio y número del sandbox</w:t>
             </w:r>
           </w:p>
         </w:tc>
@@ -2599,6 +2623,80 @@
               <w:rPr>
                 <w:rStyle w:val="VerbatimChar"/>
               </w:rPr>
+              <w:t xml:space="preserve">WHATSAPP_TOKEN</w:t>
+            </w:r>
+            <w:r>
+              <w:t xml:space="preserve">,</w:t>
+            </w:r>
+            <w:r>
+              <w:t xml:space="preserve"> </w:t>
+            </w:r>
+            <w:r>
+              <w:rPr>
+                <w:rStyle w:val="VerbatimChar"/>
+              </w:rPr>
+              <w:t xml:space="preserve">WHATSAPP_PHONE_ID</w:t>
+            </w:r>
+          </w:p>
+        </w:tc>
+        <w:tc>
+          <w:tcPr/>
+          <w:p>
+            <w:pPr>
+              <w:pStyle w:val="Compact"/>
+              <w:jc w:val="left"/>
+            </w:pPr>
+            <w:r>
+              <w:t xml:space="preserve">Solo modo</w:t>
+            </w:r>
+            <w:r>
+              <w:t xml:space="preserve"> </w:t>
+            </w:r>
+            <w:r>
+              <w:rPr>
+                <w:rStyle w:val="VerbatimChar"/>
+              </w:rPr>
+              <w:t xml:space="preserve">api</w:t>
+            </w:r>
+          </w:p>
+        </w:tc>
+        <w:tc>
+          <w:tcPr/>
+          <w:p>
+            <w:pPr>
+              <w:pStyle w:val="Compact"/>
+              <w:jc w:val="left"/>
+            </w:pPr>
+            <w:r>
+              <w:t xml:space="preserve">Credenciales de Meta</w:t>
+            </w:r>
+          </w:p>
+        </w:tc>
+        <w:tc>
+          <w:tcPr/>
+          <w:p>
+            <w:pPr>
+              <w:pStyle w:val="Compact"/>
+              <w:jc w:val="left"/>
+            </w:pPr>
+            <w:r>
+              <w:t xml:space="preserve">—</w:t>
+            </w:r>
+          </w:p>
+        </w:tc>
+      </w:tr>
+      <w:tr>
+        <w:tc>
+          <w:tcPr/>
+          <w:p>
+            <w:pPr>
+              <w:pStyle w:val="Compact"/>
+              <w:jc w:val="left"/>
+            </w:pPr>
+            <w:r>
+              <w:rPr>
+                <w:rStyle w:val="VerbatimChar"/>
+              </w:rPr>
               <w:t xml:space="preserve">WHATSAPP_PLANTILLA_*</w:t>
             </w:r>
           </w:p>
@@ -2920,7 +3018,7 @@
     </w:p>
     <w:bookmarkEnd w:id="31"/>
     <w:bookmarkEnd w:id="32"/>
-    <w:bookmarkStart w:id="34" w:name="notificaciones-por-whatsapp"/>
+    <w:bookmarkStart w:id="35" w:name="notificaciones-por-whatsapp"/>
     <w:p>
       <w:pPr>
         <w:pStyle w:val="Heading2"/>
@@ -3091,6 +3189,47 @@
               <w:rPr>
                 <w:rStyle w:val="VerbatimChar"/>
               </w:rPr>
+              <w:t xml:space="preserve">twilio</w:t>
+            </w:r>
+          </w:p>
+        </w:tc>
+        <w:tc>
+          <w:tcPr/>
+          <w:p>
+            <w:pPr>
+              <w:pStyle w:val="Compact"/>
+              <w:jc w:val="left"/>
+            </w:pPr>
+            <w:r>
+              <w:t xml:space="preserve">El servidor envía el mensaje automáticamente con Twilio. Para pruebas con el WhatsApp Sandbox mientras la clínica tramita la API de Meta</w:t>
+            </w:r>
+          </w:p>
+        </w:tc>
+        <w:tc>
+          <w:tcPr/>
+          <w:p>
+            <w:pPr>
+              <w:pStyle w:val="Compact"/>
+              <w:jc w:val="left"/>
+            </w:pPr>
+            <w:r>
+              <w:t xml:space="preserve">Cuenta de Twilio (sin Facebook); cada número que recibe se une antes al sandbox</w:t>
+            </w:r>
+          </w:p>
+        </w:tc>
+      </w:tr>
+      <w:tr>
+        <w:tc>
+          <w:tcPr/>
+          <w:p>
+            <w:pPr>
+              <w:pStyle w:val="Compact"/>
+              <w:jc w:val="left"/>
+            </w:pPr>
+            <w:r>
+              <w:rPr>
+                <w:rStyle w:val="VerbatimChar"/>
+              </w:rPr>
               <w:t xml:space="preserve">api</w:t>
             </w:r>
           </w:p>
@@ -3135,6 +3274,178 @@
         <w:rPr>
           <w:rStyle w:val="VerbatimChar"/>
         </w:rPr>
+        <w:t xml:space="preserve">twilio</w:t>
+      </w:r>
+      <w:r>
+        <w:t xml:space="preserve"> </w:t>
+      </w:r>
+      <w:r>
+        <w:t xml:space="preserve">(pruebas):</w:t>
+      </w:r>
+      <w:r>
+        <w:t xml:space="preserve"> </w:t>
+      </w:r>
+      <w:r>
+        <w:t xml:space="preserve">1. En</w:t>
+      </w:r>
+      <w:r>
+        <w:t xml:space="preserve"> </w:t>
+      </w:r>
+      <w:hyperlink r:id="rId33">
+        <w:r>
+          <w:rPr>
+            <w:rStyle w:val="Hyperlink"/>
+          </w:rPr>
+          <w:t xml:space="preserve">https://console.twilio.com</w:t>
+        </w:r>
+      </w:hyperlink>
+      <w:r>
+        <w:t xml:space="preserve">, abrir</w:t>
+      </w:r>
+      <w:r>
+        <w:t xml:space="preserve"> </w:t>
+      </w:r>
+      <w:r>
+        <w:rPr>
+          <w:bCs/>
+          <w:b/>
+        </w:rPr>
+        <w:t xml:space="preserve">Messaging → Try it out → Send a WhatsApp message</w:t>
+      </w:r>
+      <w:r>
+        <w:t xml:space="preserve">. Ahí aparecen el número del sandbox (por ejemplo</w:t>
+      </w:r>
+      <w:r>
+        <w:t xml:space="preserve"> </w:t>
+      </w:r>
+      <w:r>
+        <w:rPr>
+          <w:rStyle w:val="VerbatimChar"/>
+        </w:rPr>
+        <w:t xml:space="preserve">+1 415 523 8886</w:t>
+      </w:r>
+      <w:r>
+        <w:t xml:space="preserve">) y un código del tipo</w:t>
+      </w:r>
+      <w:r>
+        <w:t xml:space="preserve"> </w:t>
+      </w:r>
+      <w:r>
+        <w:rPr>
+          <w:rStyle w:val="VerbatimChar"/>
+        </w:rPr>
+        <w:t xml:space="preserve">join palabra-palabra</w:t>
+      </w:r>
+      <w:r>
+        <w:t xml:space="preserve">.</w:t>
+      </w:r>
+      <w:r>
+        <w:t xml:space="preserve"> </w:t>
+      </w:r>
+      <w:r>
+        <w:t xml:space="preserve">2. Desde cada celular que vaya a recibir mensajes de prueba, enviar ese</w:t>
+      </w:r>
+      <w:r>
+        <w:t xml:space="preserve"> </w:t>
+      </w:r>
+      <w:r>
+        <w:rPr>
+          <w:rStyle w:val="VerbatimChar"/>
+        </w:rPr>
+        <w:t xml:space="preserve">join …</w:t>
+      </w:r>
+      <w:r>
+        <w:t xml:space="preserve"> </w:t>
+      </w:r>
+      <w:r>
+        <w:t xml:space="preserve">por WhatsApp al número del sandbox. Twilio responde confirmando.</w:t>
+      </w:r>
+      <w:r>
+        <w:t xml:space="preserve"> </w:t>
+      </w:r>
+      <w:r>
+        <w:t xml:space="preserve">3. En</w:t>
+      </w:r>
+      <w:r>
+        <w:t xml:space="preserve"> </w:t>
+      </w:r>
+      <w:r>
+        <w:rPr>
+          <w:rStyle w:val="VerbatimChar"/>
+        </w:rPr>
+        <w:t xml:space="preserve">backend/.env</w:t>
+      </w:r>
+      <w:r>
+        <w:t xml:space="preserve">:</w:t>
+      </w:r>
+      <w:r>
+        <w:t xml:space="preserve"> </w:t>
+      </w:r>
+      <w:r>
+        <w:rPr>
+          <w:rStyle w:val="VerbatimChar"/>
+        </w:rPr>
+        <w:t xml:space="preserve">WHATSAPP_MODO=twilio    TWILIO_ACCOUNT_SID=ACxxxxxxxx...   # Account Info, en la página principal de la consola    TWILIO_AUTH_TOKEN=...              # junto al SID; no se sube a Git    TWILIO_WHATSAPP_DESDE=+14155238886 # número del sandbox</w:t>
+      </w:r>
+      <w:r>
+        <w:t xml:space="preserve"> </w:t>
+      </w:r>
+      <w:r>
+        <w:t xml:space="preserve">4. Reiniciar el backend y agendar una cita poniendo como teléfono uno de los celulares unidos al sandbox.</w:t>
+      </w:r>
+    </w:p>
+    <w:p>
+      <w:pPr>
+        <w:pStyle w:val="BodyText"/>
+      </w:pPr>
+      <w:r>
+        <w:t xml:space="preserve">El sandbox es solo para pruebas: si un número no se ha unido, o pasó mucho tiempo desde su último mensaje al sandbox, Twilio rechaza el envío. Ese mensaje queda</w:t>
+      </w:r>
+      <w:r>
+        <w:t xml:space="preserve"> </w:t>
+      </w:r>
+      <w:r>
+        <w:t xml:space="preserve">“</w:t>
+      </w:r>
+      <w:r>
+        <w:t xml:space="preserve">con error</w:t>
+      </w:r>
+      <w:r>
+        <w:t xml:space="preserve">”</w:t>
+      </w:r>
+      <w:r>
+        <w:t xml:space="preserve"> </w:t>
+      </w:r>
+      <w:r>
+        <w:t xml:space="preserve">en el panel y se puede enviar a mano. En ese caso basta con volver a enviar el</w:t>
+      </w:r>
+      <w:r>
+        <w:t xml:space="preserve"> </w:t>
+      </w:r>
+      <w:r>
+        <w:rPr>
+          <w:rStyle w:val="VerbatimChar"/>
+        </w:rPr>
+        <w:t xml:space="preserve">join …</w:t>
+      </w:r>
+      <w:r>
+        <w:t xml:space="preserve">.</w:t>
+      </w:r>
+    </w:p>
+    <w:p>
+      <w:pPr>
+        <w:pStyle w:val="BodyText"/>
+      </w:pPr>
+      <w:r>
+        <w:t xml:space="preserve">Para el modo</w:t>
+      </w:r>
+      <w:r>
+        <w:t xml:space="preserve"> </w:t>
+      </w:r>
+      <w:r>
+        <w:rPr>
+          <w:rStyle w:val="VerbatimChar"/>
+        </w:rPr>
         <w:t xml:space="preserve">api</w:t>
       </w:r>
       <w:r>
@@ -3149,7 +3460,7 @@
       <w:r>
         <w:t xml:space="preserve"> </w:t>
       </w:r>
-      <w:hyperlink r:id="rId33">
+      <w:hyperlink r:id="rId34">
         <w:r>
           <w:rPr>
             <w:rStyle w:val="Hyperlink"/>
@@ -3499,8 +3810,8 @@
         <w:t xml:space="preserve">en Linux.</w:t>
       </w:r>
     </w:p>
-    <w:bookmarkEnd w:id="34"/>
-    <w:bookmarkStart w:id="35" w:name="frontend"/>
+    <w:bookmarkEnd w:id="35"/>
+    <w:bookmarkStart w:id="36" w:name="frontend"/>
     <w:p>
       <w:pPr>
         <w:pStyle w:val="Heading2"/>
@@ -3740,8 +4051,8 @@
         <w:t xml:space="preserve">con el dominio real.</w:t>
       </w:r>
     </w:p>
-    <w:bookmarkEnd w:id="35"/>
-    <w:bookmarkStart w:id="36" w:name="verificación-rápida"/>
+    <w:bookmarkEnd w:id="36"/>
+    <w:bookmarkStart w:id="37" w:name="verificación-rápida"/>
     <w:p>
       <w:pPr>
         <w:pStyle w:val="Heading2"/>
@@ -3959,8 +4270,8 @@
         <w:t xml:space="preserve">.</w:t>
       </w:r>
     </w:p>
-    <w:bookmarkEnd w:id="36"/>
-    <w:bookmarkStart w:id="37" w:name="problemas-frecuentes"/>
+    <w:bookmarkEnd w:id="37"/>
+    <w:bookmarkStart w:id="38" w:name="problemas-frecuentes"/>
     <w:p>
       <w:pPr>
         <w:pStyle w:val="Heading2"/>
@@ -4478,8 +4789,8 @@
         </w:tc>
       </w:tr>
     </w:tbl>
-    <w:bookmarkEnd w:id="37"/>
     <w:bookmarkEnd w:id="38"/>
+    <w:bookmarkEnd w:id="39"/>
     <w:sectPr/>
   </w:body>
 </w:document>

--- a/docs/para-drive/Manual de instalación.docx
+++ b/docs/para-drive/Manual de instalación.docx
@@ -595,7 +595,7 @@
         <w:t xml:space="preserve">arte_odontologico</w:t>
       </w:r>
       <w:r>
-        <w:t xml:space="preserve">, las 9 tablas, la vista</w:t>
+        <w:t xml:space="preserve">, las 10 tablas, la vista</w:t>
       </w:r>
       <w:r>
         <w:t xml:space="preserve"> </w:t>
@@ -880,6 +880,74 @@
             </w:r>
             <w:r>
               <w:t xml:space="preserve">(pensado para datos de prueba)</w:t>
+            </w:r>
+          </w:p>
+        </w:tc>
+      </w:tr>
+      <w:tr>
+        <w:tc>
+          <w:tcPr/>
+          <w:p>
+            <w:pPr>
+              <w:pStyle w:val="Compact"/>
+              <w:jc w:val="left"/>
+            </w:pPr>
+            <w:r>
+              <w:rPr>
+                <w:rStyle w:val="VerbatimChar"/>
+              </w:rPr>
+              <w:t xml:space="preserve">003_pacientes_sin_login_y_aprobacion.sql</w:t>
+            </w:r>
+          </w:p>
+        </w:tc>
+        <w:tc>
+          <w:tcPr/>
+          <w:p>
+            <w:pPr>
+              <w:pStyle w:val="Compact"/>
+              <w:jc w:val="left"/>
+            </w:pPr>
+            <w:r>
+              <w:t xml:space="preserve">Tabla</w:t>
+            </w:r>
+            <w:r>
+              <w:t xml:space="preserve"> </w:t>
+            </w:r>
+            <w:r>
+              <w:rPr>
+                <w:rStyle w:val="VerbatimChar"/>
+              </w:rPr>
+              <w:t xml:space="preserve">pacientes</w:t>
+            </w:r>
+            <w:r>
+              <w:t xml:space="preserve"> </w:t>
+            </w:r>
+            <w:r>
+              <w:t xml:space="preserve">(sin login), citas pendientes y rechazadas,</w:t>
+            </w:r>
+            <w:r>
+              <w:t xml:space="preserve"> </w:t>
+            </w:r>
+            <w:r>
+              <w:rPr>
+                <w:rStyle w:val="VerbatimChar"/>
+              </w:rPr>
+              <w:t xml:space="preserve">confirmada_en</w:t>
+            </w:r>
+            <w:r>
+              <w:t xml:space="preserve"> </w:t>
+            </w:r>
+            <w:r>
+              <w:t xml:space="preserve">y mensaje de rechazo. Conserva los datos: copia los pacientes que había en</w:t>
+            </w:r>
+            <w:r>
+              <w:t xml:space="preserve"> </w:t>
+            </w:r>
+            <w:r>
+              <w:rPr>
+                <w:rStyle w:val="VerbatimChar"/>
+              </w:rPr>
+              <w:t xml:space="preserve">usuarios</w:t>
             </w:r>
           </w:p>
         </w:tc>
@@ -2040,31 +2108,40 @@
               <w:rPr>
                 <w:rStyle w:val="VerbatimChar"/>
               </w:rPr>
+              <w:t xml:space="preserve">LIMITE_CITAS_ACTIVAS_POR_DOCUMENTO</w:t>
+            </w:r>
+          </w:p>
+        </w:tc>
+        <w:tc>
+          <w:tcPr/>
+          <w:p>
+            <w:pPr>
+              <w:pStyle w:val="Compact"/>
+              <w:jc w:val="left"/>
+            </w:pPr>
+            <w:r>
+              <w:t xml:space="preserve">No</w:t>
+            </w:r>
+          </w:p>
+        </w:tc>
+        <w:tc>
+          <w:tcPr/>
+          <w:p>
+            <w:pPr>
+              <w:pStyle w:val="Compact"/>
+              <w:jc w:val="left"/>
+            </w:pPr>
+            <w:r>
+              <w:t xml:space="preserve">Citas pendientes o confirmadas a la vez por documento (0 = sin límite). Se acepta el nombre anterior</w:t>
+            </w:r>
+            <w:r>
+              <w:t xml:space="preserve"> </w:t>
+            </w:r>
+            <w:r>
+              <w:rPr>
+                <w:rStyle w:val="VerbatimChar"/>
+              </w:rPr>
               <w:t xml:space="preserve">LIMITE_CITAS_ACTIVAS_SIN_USUARIO</w:t>
-            </w:r>
-          </w:p>
-        </w:tc>
-        <w:tc>
-          <w:tcPr/>
-          <w:p>
-            <w:pPr>
-              <w:pStyle w:val="Compact"/>
-              <w:jc w:val="left"/>
-            </w:pPr>
-            <w:r>
-              <w:t xml:space="preserve">No</w:t>
-            </w:r>
-          </w:p>
-        </w:tc>
-        <w:tc>
-          <w:tcPr/>
-          <w:p>
-            <w:pPr>
-              <w:pStyle w:val="Compact"/>
-              <w:jc w:val="left"/>
-            </w:pPr>
-            <w:r>
-              <w:t xml:space="preserve">Citas activas a la vez por documento sin cuenta (0 = sin límite)</w:t>
             </w:r>
           </w:p>
         </w:tc>
@@ -3671,6 +3748,18 @@
         <w:t xml:space="preserve">_CANCELACION</w:t>
       </w:r>
       <w:r>
+        <w:t xml:space="preserve">,</w:t>
+      </w:r>
+      <w:r>
+        <w:t xml:space="preserve"> </w:t>
+      </w:r>
+      <w:r>
+        <w:rPr>
+          <w:rStyle w:val="VerbatimChar"/>
+        </w:rPr>
+        <w:t xml:space="preserve">_RECHAZO</w:t>
+      </w:r>
+      <w:r>
         <w:t xml:space="preserve"> </w:t>
       </w:r>
       <w:r>
@@ -3744,7 +3833,7 @@
           <w:bCs/>
           <w:b/>
         </w:rPr>
-        <w:t xml:space="preserve">Recordatorio del día anterior.</w:t>
+        <w:t xml:space="preserve">Recordatorio 24 horas antes.</w:t>
       </w:r>
       <w:r>
         <w:t xml:space="preserve"> </w:t>
@@ -3777,7 +3866,7 @@
         <w:t xml:space="preserve">RECORDATORIO_HASTA</w:t>
       </w:r>
       <w:r>
-        <w:t xml:space="preserve">) las citas de mañana y genera su recordatorio. Si el servidor se apaga de noche, se puede programar</w:t>
+        <w:t xml:space="preserve">) las citas confirmadas que empiezan en las próximas 24 horas y genera su recordatorio. Una cita de las 7:00 lo recibe a las 8:00 del día anterior. Si el servidor se apaga de noche, se puede programar</w:t>
       </w:r>
       <w:r>
         <w:t xml:space="preserve"> </w:t>
@@ -3792,7 +3881,7 @@
         <w:t xml:space="preserve"> </w:t>
       </w:r>
       <w:r>
-        <w:t xml:space="preserve">una vez al día con el Programador de tareas de Windows o con</w:t>
+        <w:t xml:space="preserve">cada hora con el Programador de tareas de Windows o con</w:t>
       </w:r>
       <w:r>
         <w:t xml:space="preserve"> </w:t>

--- a/docs/para-drive/Manual de instalación.docx
+++ b/docs/para-drive/Manual de instalación.docx
@@ -952,7 +952,315 @@
           </w:p>
         </w:tc>
       </w:tr>
+      <w:tr>
+        <w:tc>
+          <w:tcPr/>
+          <w:p>
+            <w:pPr>
+              <w:pStyle w:val="Compact"/>
+              <w:jc w:val="left"/>
+            </w:pPr>
+            <w:r>
+              <w:rPr>
+                <w:rStyle w:val="VerbatimChar"/>
+              </w:rPr>
+              <w:t xml:space="preserve">004_datos_paciente_y_hora_anterior.sql</w:t>
+            </w:r>
+          </w:p>
+        </w:tc>
+        <w:tc>
+          <w:tcPr/>
+          <w:p>
+            <w:pPr>
+              <w:pStyle w:val="Compact"/>
+              <w:jc w:val="left"/>
+            </w:pPr>
+            <w:r>
+              <w:t xml:space="preserve">Nombres y apellidos por separado, tipo de documento, teléfono fijo y motivo de consulta; hora anterior de las citas que el paciente reprograma. Conserva los datos: parte el nombre que ya existía y deja el tipo de documento en CC</w:t>
+            </w:r>
+          </w:p>
+        </w:tc>
+      </w:tr>
     </w:tbl>
+    <w:p>
+      <w:pPr>
+        <w:pStyle w:val="BodyText"/>
+      </w:pPr>
+      <w:r>
+        <w:t xml:space="preserve">Antes de una migración, saca un respaldo. En PowerShell de Windows (ajusta la versión de la carpeta si no es 8.0):</w:t>
+      </w:r>
+    </w:p>
+    <w:p>
+      <w:pPr>
+        <w:pStyle w:val="SourceCode"/>
+      </w:pPr>
+      <w:r>
+        <w:rPr>
+          <w:rStyle w:val="VariableTok"/>
+        </w:rPr>
+        <w:t xml:space="preserve">$bin</w:t>
+      </w:r>
+      <w:r>
+        <w:rPr>
+          <w:rStyle w:val="NormalTok"/>
+        </w:rPr>
+        <w:t xml:space="preserve"> </w:t>
+      </w:r>
+      <w:r>
+        <w:rPr>
+          <w:rStyle w:val="OperatorTok"/>
+        </w:rPr>
+        <w:t xml:space="preserve">=</w:t>
+      </w:r>
+      <w:r>
+        <w:rPr>
+          <w:rStyle w:val="NormalTok"/>
+        </w:rPr>
+        <w:t xml:space="preserve"> </w:t>
+      </w:r>
+      <w:r>
+        <w:rPr>
+          <w:rStyle w:val="StringTok"/>
+        </w:rPr>
+        <w:t xml:space="preserve">"C:\Program Files\MySQL\MySQL Server 8.0\bin"</w:t>
+      </w:r>
+      <w:r>
+        <w:br/>
+      </w:r>
+      <w:r>
+        <w:rPr>
+          <w:rStyle w:val="OperatorTok"/>
+        </w:rPr>
+        <w:t xml:space="preserve">&amp;</w:t>
+      </w:r>
+      <w:r>
+        <w:rPr>
+          <w:rStyle w:val="NormalTok"/>
+        </w:rPr>
+        <w:t xml:space="preserve"> </w:t>
+      </w:r>
+      <w:r>
+        <w:rPr>
+          <w:rStyle w:val="StringTok"/>
+        </w:rPr>
+        <w:t xml:space="preserve">"$bin\mysqldump.exe"</w:t>
+      </w:r>
+      <w:r>
+        <w:rPr>
+          <w:rStyle w:val="NormalTok"/>
+        </w:rPr>
+        <w:t xml:space="preserve"> </w:t>
+      </w:r>
+      <w:r>
+        <w:rPr>
+          <w:rStyle w:val="OperatorTok"/>
+        </w:rPr>
+        <w:t xml:space="preserve">-</w:t>
+      </w:r>
+      <w:r>
+        <w:rPr>
+          <w:rStyle w:val="NormalTok"/>
+        </w:rPr>
+        <w:t xml:space="preserve">u root </w:t>
+      </w:r>
+      <w:r>
+        <w:rPr>
+          <w:rStyle w:val="OperatorTok"/>
+        </w:rPr>
+        <w:t xml:space="preserve">-</w:t>
+      </w:r>
+      <w:r>
+        <w:rPr>
+          <w:rStyle w:val="NormalTok"/>
+        </w:rPr>
+        <w:t xml:space="preserve">p arte_odontologico </w:t>
+      </w:r>
+      <w:r>
+        <w:rPr>
+          <w:rStyle w:val="OperatorTok"/>
+        </w:rPr>
+        <w:t xml:space="preserve">--</w:t>
+      </w:r>
+      <w:r>
+        <w:rPr>
+          <w:rStyle w:val="NormalTok"/>
+        </w:rPr>
+        <w:t xml:space="preserve">result</w:t>
+      </w:r>
+      <w:r>
+        <w:rPr>
+          <w:rStyle w:val="OperatorTok"/>
+        </w:rPr>
+        <w:t xml:space="preserve">-</w:t>
+      </w:r>
+      <w:r>
+        <w:rPr>
+          <w:rStyle w:val="NormalTok"/>
+        </w:rPr>
+        <w:t xml:space="preserve">file</w:t>
+      </w:r>
+      <w:r>
+        <w:rPr>
+          <w:rStyle w:val="OperatorTok"/>
+        </w:rPr>
+        <w:t xml:space="preserve">=</w:t>
+      </w:r>
+      <w:r>
+        <w:rPr>
+          <w:rStyle w:val="NormalTok"/>
+        </w:rPr>
+        <w:t xml:space="preserve">respaldo</w:t>
+      </w:r>
+      <w:r>
+        <w:rPr>
+          <w:rStyle w:val="OperatorTok"/>
+        </w:rPr>
+        <w:t xml:space="preserve">.</w:t>
+      </w:r>
+      <w:r>
+        <w:rPr>
+          <w:rStyle w:val="FunctionTok"/>
+        </w:rPr>
+        <w:t xml:space="preserve">sql</w:t>
+      </w:r>
+      <w:r>
+        <w:br/>
+      </w:r>
+      <w:r>
+        <w:rPr>
+          <w:rStyle w:val="OperatorTok"/>
+        </w:rPr>
+        <w:t xml:space="preserve">&amp;</w:t>
+      </w:r>
+      <w:r>
+        <w:rPr>
+          <w:rStyle w:val="NormalTok"/>
+        </w:rPr>
+        <w:t xml:space="preserve"> </w:t>
+      </w:r>
+      <w:r>
+        <w:rPr>
+          <w:rStyle w:val="StringTok"/>
+        </w:rPr>
+        <w:t xml:space="preserve">"$bin\mysql.exe"</w:t>
+      </w:r>
+      <w:r>
+        <w:rPr>
+          <w:rStyle w:val="NormalTok"/>
+        </w:rPr>
+        <w:t xml:space="preserve"> </w:t>
+      </w:r>
+      <w:r>
+        <w:rPr>
+          <w:rStyle w:val="OperatorTok"/>
+        </w:rPr>
+        <w:t xml:space="preserve">-</w:t>
+      </w:r>
+      <w:r>
+        <w:rPr>
+          <w:rStyle w:val="NormalTok"/>
+        </w:rPr>
+        <w:t xml:space="preserve">u root </w:t>
+      </w:r>
+      <w:r>
+        <w:rPr>
+          <w:rStyle w:val="OperatorTok"/>
+        </w:rPr>
+        <w:t xml:space="preserve">-</w:t>
+      </w:r>
+      <w:r>
+        <w:rPr>
+          <w:rStyle w:val="NormalTok"/>
+        </w:rPr>
+        <w:t xml:space="preserve">p </w:t>
+      </w:r>
+      <w:r>
+        <w:rPr>
+          <w:rStyle w:val="OperatorTok"/>
+        </w:rPr>
+        <w:t xml:space="preserve">-</w:t>
+      </w:r>
+      <w:r>
+        <w:rPr>
+          <w:rStyle w:val="NormalTok"/>
+        </w:rPr>
+        <w:t xml:space="preserve">e </w:t>
+      </w:r>
+      <w:r>
+        <w:rPr>
+          <w:rStyle w:val="StringTok"/>
+        </w:rPr>
+        <w:t xml:space="preserve">"source backend/database/migraciones/004_datos_paciente_y_hora_anterior.sql"</w:t>
+      </w:r>
+    </w:p>
+    <w:p>
+      <w:pPr>
+        <w:pStyle w:val="FirstParagraph"/>
+      </w:pPr>
+      <w:r>
+        <w:t xml:space="preserve">Se usa</w:t>
+      </w:r>
+      <w:r>
+        <w:t xml:space="preserve"> </w:t>
+      </w:r>
+      <w:r>
+        <w:rPr>
+          <w:rStyle w:val="VerbatimChar"/>
+        </w:rPr>
+        <w:t xml:space="preserve">--result-file</w:t>
+      </w:r>
+      <w:r>
+        <w:t xml:space="preserve"> </w:t>
+      </w:r>
+      <w:r>
+        <w:t xml:space="preserve">y no</w:t>
+      </w:r>
+      <w:r>
+        <w:t xml:space="preserve"> </w:t>
+      </w:r>
+      <w:r>
+        <w:rPr>
+          <w:rStyle w:val="VerbatimChar"/>
+        </w:rPr>
+        <w:t xml:space="preserve">&gt;</w:t>
+      </w:r>
+      <w:r>
+        <w:t xml:space="preserve"> </w:t>
+      </w:r>
+      <w:r>
+        <w:t xml:space="preserve">porque en PowerShell</w:t>
+      </w:r>
+      <w:r>
+        <w:t xml:space="preserve"> </w:t>
+      </w:r>
+      <w:r>
+        <w:rPr>
+          <w:rStyle w:val="VerbatimChar"/>
+        </w:rPr>
+        <w:t xml:space="preserve">&gt;</w:t>
+      </w:r>
+      <w:r>
+        <w:t xml:space="preserve"> </w:t>
+      </w:r>
+      <w:r>
+        <w:t xml:space="preserve">guarda el archivo en UTF-16 y después</w:t>
+      </w:r>
+      <w:r>
+        <w:t xml:space="preserve"> </w:t>
+      </w:r>
+      <w:r>
+        <w:rPr>
+          <w:rStyle w:val="VerbatimChar"/>
+        </w:rPr>
+        <w:t xml:space="preserve">mysql</w:t>
+      </w:r>
+      <w:r>
+        <w:t xml:space="preserve"> </w:t>
+      </w:r>
+      <w:r>
+        <w:t xml:space="preserve">no lo puede leer.</w:t>
+      </w:r>
+    </w:p>
     <w:bookmarkEnd w:id="25"/>
     <w:bookmarkStart w:id="26" w:name="usuario-de-base-de-datos-para-producción"/>
     <w:p>

--- a/docs/para-drive/Manual de instalación.docx
+++ b/docs/para-drive/Manual de instalación.docx
@@ -977,6 +977,62 @@
             </w:pPr>
             <w:r>
               <w:t xml:space="preserve">Nombres y apellidos por separado, tipo de documento, teléfono fijo y motivo de consulta; hora anterior de las citas que el paciente reprograma. Conserva los datos: parte el nombre que ya existía y deja el tipo de documento en CC</w:t>
+            </w:r>
+          </w:p>
+        </w:tc>
+      </w:tr>
+      <w:tr>
+        <w:tc>
+          <w:tcPr/>
+          <w:p>
+            <w:pPr>
+              <w:pStyle w:val="Compact"/>
+              <w:jc w:val="left"/>
+            </w:pPr>
+            <w:r>
+              <w:rPr>
+                <w:rStyle w:val="VerbatimChar"/>
+              </w:rPr>
+              <w:t xml:space="preserve">005_citas_confirmadas_al_pedir.sql</w:t>
+            </w:r>
+          </w:p>
+        </w:tc>
+        <w:tc>
+          <w:tcPr/>
+          <w:p>
+            <w:pPr>
+              <w:pStyle w:val="Compact"/>
+              <w:jc w:val="left"/>
+            </w:pPr>
+            <w:r>
+              <w:t xml:space="preserve">Las citas de la web nacen confirmadas: columna</w:t>
+            </w:r>
+            <w:r>
+              <w:t xml:space="preserve"> </w:t>
+            </w:r>
+            <w:r>
+              <w:rPr>
+                <w:rStyle w:val="VerbatimChar"/>
+              </w:rPr>
+              <w:t xml:space="preserve">origen</w:t>
+            </w:r>
+            <w:r>
+              <w:t xml:space="preserve"> </w:t>
+            </w:r>
+            <w:r>
+              <w:t xml:space="preserve">(web o consultorio) y estado por defecto</w:t>
+            </w:r>
+            <w:r>
+              <w:t xml:space="preserve"> </w:t>
+            </w:r>
+            <w:r>
+              <w:rPr>
+                <w:rStyle w:val="VerbatimChar"/>
+              </w:rPr>
+              <w:t xml:space="preserve">confirmada</w:t>
+            </w:r>
+            <w:r>
+              <w:t xml:space="preserve">. Las pendientes que existan se mantienen para aceptarlas o rechazarlas</w:t>
             </w:r>
           </w:p>
         </w:tc>
@@ -4083,7 +4139,10 @@
         <w:t xml:space="preserve">_RECORDATORIO</w:t>
       </w:r>
       <w:r>
-        <w:t xml:space="preserve">.</w:t>
+        <w:t xml:space="preserve"> </w:t>
+      </w:r>
+      <w:r>
+        <w:t xml:space="preserve">(la de rechazo solo se usa con citas pendientes de antes de la migración 005).</w:t>
       </w:r>
     </w:p>
     <w:p>

--- a/docs/para-drive/Manual de instalación.docx
+++ b/docs/para-drive/Manual de instalación.docx
@@ -2,7 +2,7 @@
 <file path=word/document.xml><?xml version="1.0" encoding="utf-8"?>
 <w:document xmlns:w="http://schemas.openxmlformats.org/wordprocessingml/2006/main" xmlns:m="http://schemas.openxmlformats.org/officeDocument/2006/math" xmlns:r="http://schemas.openxmlformats.org/officeDocument/2006/relationships" xmlns:o="urn:schemas-microsoft-com:office:office" xmlns:v="urn:schemas-microsoft-com:vml" xmlns:w10="urn:schemas-microsoft-com:office:word" xmlns:a="http://schemas.openxmlformats.org/drawingml/2006/main" xmlns:pic="http://schemas.openxmlformats.org/drawingml/2006/picture" xmlns:wp="http://schemas.openxmlformats.org/drawingml/2006/wordprocessingDrawing">
   <w:body>
-    <w:bookmarkStart w:id="39" w:name="manual-de-instalación-arte-odontológico"/>
+    <w:bookmarkStart w:id="42" w:name="manual-de-instalación-arte-odontológico"/>
     <w:p>
       <w:pPr>
         <w:pStyle w:val="Heading1"/>
@@ -74,7 +74,7 @@
         <w:t xml:space="preserve"> </w:t>
       </w:r>
       <w:r>
-        <w:t xml:space="preserve">0.9 (borrador) · 6 de octubre de 2026</w:t>
+        <w:t xml:space="preserve">0.95 (borrador) · 10 de octubre de 2026</w:t>
       </w:r>
     </w:p>
     <w:p>
@@ -82,7 +82,7 @@
         <w:pStyle w:val="BlockText"/>
       </w:pPr>
       <w:r>
-        <w:t xml:space="preserve">Pendiente: completar la sección 8 (publicación en servidor) cuando se elija el proveedor, y pasar el documento a la plantilla oficial de la FET.</w:t>
+        <w:t xml:space="preserve">Pendiente: confirmar el proveedor (la sección 8.2 describe Railway, la opción recomendada) y pasar el documento a la plantilla oficial de la FET.</w:t>
       </w:r>
     </w:p>
     <w:bookmarkStart w:id="20" w:name="propósito"/>
@@ -4267,13 +4267,13 @@
       </w:r>
     </w:p>
     <w:bookmarkEnd w:id="35"/>
-    <w:bookmarkStart w:id="36" w:name="frontend"/>
+    <w:bookmarkStart w:id="39" w:name="frontend-y-publicación"/>
     <w:p>
       <w:pPr>
         <w:pStyle w:val="Heading2"/>
       </w:pPr>
       <w:r>
-        <w:t xml:space="preserve">8. Frontend</w:t>
+        <w:t xml:space="preserve">8. Frontend y publicación</w:t>
       </w:r>
     </w:p>
     <w:p>
@@ -4346,7 +4346,34 @@
         <w:t xml:space="preserve">ORIGEN_PERMITIDO</w:t>
       </w:r>
       <w:r>
-        <w:t xml:space="preserve">).</w:t>
+        <w:t xml:space="preserve">). Con</w:t>
+      </w:r>
+      <w:r>
+        <w:t xml:space="preserve"> </w:t>
+      </w:r>
+      <w:r>
+        <w:rPr>
+          <w:rStyle w:val="VerbatimChar"/>
+        </w:rPr>
+        <w:t xml:space="preserve">npm run dev</w:t>
+      </w:r>
+      <w:r>
+        <w:t xml:space="preserve"> </w:t>
+      </w:r>
+      <w:r>
+        <w:t xml:space="preserve">corriendo, el backend también entrega el frontend en</w:t>
+      </w:r>
+      <w:r>
+        <w:t xml:space="preserve"> </w:t>
+      </w:r>
+      <w:r>
+        <w:rPr>
+          <w:rStyle w:val="VerbatimChar"/>
+        </w:rPr>
+        <w:t xml:space="preserve">http://localhost:3000</w:t>
+      </w:r>
+      <w:r>
+        <w:t xml:space="preserve">.</w:t>
       </w:r>
     </w:p>
     <w:p>
@@ -4354,7 +4381,7 @@
         <w:pStyle w:val="BodyText"/>
       </w:pPr>
       <w:r>
-        <w:t xml:space="preserve">La dirección de la API se configura en</w:t>
+        <w:t xml:space="preserve">La dirección de la API está en</w:t>
       </w:r>
       <w:r>
         <w:t xml:space="preserve"> </w:t>
@@ -4366,100 +4393,224 @@
         <w:t xml:space="preserve">frontend/js/config.js</w:t>
       </w:r>
       <w:r>
-        <w:t xml:space="preserve">:</w:t>
-      </w:r>
-    </w:p>
-    <w:p>
-      <w:pPr>
-        <w:pStyle w:val="SourceCode"/>
-      </w:pPr>
-      <w:r>
-        <w:rPr>
-          <w:rStyle w:val="KeywordTok"/>
-        </w:rPr>
-        <w:t xml:space="preserve">const</w:t>
-      </w:r>
-      <w:r>
-        <w:rPr>
-          <w:rStyle w:val="NormalTok"/>
-        </w:rPr>
-        <w:t xml:space="preserve"> CONFIG </w:t>
-      </w:r>
-      <w:r>
-        <w:rPr>
-          <w:rStyle w:val="OperatorTok"/>
-        </w:rPr>
-        <w:t xml:space="preserve">=</w:t>
-      </w:r>
-      <w:r>
-        <w:rPr>
-          <w:rStyle w:val="NormalTok"/>
-        </w:rPr>
-        <w:t xml:space="preserve"> { </w:t>
-      </w:r>
-      <w:r>
-        <w:rPr>
-          <w:rStyle w:val="DataTypeTok"/>
-        </w:rPr>
-        <w:t xml:space="preserve">API</w:t>
-      </w:r>
-      <w:r>
-        <w:rPr>
-          <w:rStyle w:val="OperatorTok"/>
-        </w:rPr>
-        <w:t xml:space="preserve">:</w:t>
-      </w:r>
-      <w:r>
-        <w:rPr>
-          <w:rStyle w:val="NormalTok"/>
-        </w:rPr>
-        <w:t xml:space="preserve"> </w:t>
-      </w:r>
-      <w:r>
-        <w:rPr>
-          <w:rStyle w:val="StringTok"/>
-        </w:rPr>
-        <w:t xml:space="preserve">'http://localhost:3000/api'</w:t>
-      </w:r>
-      <w:r>
-        <w:rPr>
-          <w:rStyle w:val="NormalTok"/>
-        </w:rPr>
-        <w:t xml:space="preserve"> }</w:t>
-      </w:r>
-      <w:r>
-        <w:rPr>
-          <w:rStyle w:val="OperatorTok"/>
-        </w:rPr>
-        <w:t xml:space="preserve">;</w:t>
+        <w:t xml:space="preserve"> </w:t>
+      </w:r>
+      <w:r>
+        <w:t xml:space="preserve">y no hay que cambiarla: si la página se abre desde el puerto 5500 (Live Server) usa</w:t>
+      </w:r>
+      <w:r>
+        <w:t xml:space="preserve"> </w:t>
+      </w:r>
+      <w:r>
+        <w:rPr>
+          <w:rStyle w:val="VerbatimChar"/>
+        </w:rPr>
+        <w:t xml:space="preserve">http://localhost:3000/api</w:t>
+      </w:r>
+      <w:r>
+        <w:t xml:space="preserve">; en cualquier otro caso usa</w:t>
+      </w:r>
+      <w:r>
+        <w:t xml:space="preserve"> </w:t>
+      </w:r>
+      <w:r>
+        <w:rPr>
+          <w:rStyle w:val="VerbatimChar"/>
+        </w:rPr>
+        <w:t xml:space="preserve">/api</w:t>
+      </w:r>
+      <w:r>
+        <w:t xml:space="preserve">, en el mismo dominio.</w:t>
+      </w:r>
+    </w:p>
+    <w:bookmarkStart w:id="36" w:name="cómo-se-publica"/>
+    <w:p>
+      <w:pPr>
+        <w:pStyle w:val="Heading3"/>
+      </w:pPr>
+      <w:r>
+        <w:t xml:space="preserve">8.1 Cómo se publica</w:t>
       </w:r>
     </w:p>
     <w:p>
       <w:pPr>
         <w:pStyle w:val="FirstParagraph"/>
       </w:pPr>
+      <w:r>
+        <w:t xml:space="preserve">Un solo servicio: Express atiende la API en</w:t>
+      </w:r>
+      <w:r>
+        <w:t xml:space="preserve"> </w:t>
+      </w:r>
+      <w:r>
+        <w:rPr>
+          <w:rStyle w:val="VerbatimChar"/>
+        </w:rPr>
+        <w:t xml:space="preserve">/api</w:t>
+      </w:r>
+      <w:r>
+        <w:t xml:space="preserve"> </w:t>
+      </w:r>
+      <w:r>
+        <w:t xml:space="preserve">y entrega la carpeta</w:t>
+      </w:r>
+      <w:r>
+        <w:t xml:space="preserve"> </w:t>
+      </w:r>
+      <w:r>
+        <w:rPr>
+          <w:rStyle w:val="VerbatimChar"/>
+        </w:rPr>
+        <w:t xml:space="preserve">frontend/</w:t>
+      </w:r>
+      <w:r>
+        <w:t xml:space="preserve"> </w:t>
+      </w:r>
+      <w:r>
+        <w:t xml:space="preserve">en el resto de rutas (</w:t>
+      </w:r>
+      <w:r>
+        <w:rPr>
+          <w:rStyle w:val="VerbatimChar"/>
+        </w:rPr>
+        <w:t xml:space="preserve">SERVIR_FRONTEND=true</w:t>
+      </w:r>
+      <w:r>
+        <w:t xml:space="preserve">, valor por defecto). Así hay un solo dominio con HTTPS y no hace falta CORS. El</w:t>
+      </w:r>
+      <w:r>
+        <w:t xml:space="preserve"> </w:t>
+      </w:r>
+      <w:r>
+        <w:rPr>
+          <w:rStyle w:val="VerbatimChar"/>
+        </w:rPr>
+        <w:t xml:space="preserve">package.json</w:t>
+      </w:r>
+      <w:r>
+        <w:t xml:space="preserve"> </w:t>
+      </w:r>
+      <w:r>
+        <w:t xml:space="preserve">de la raíz del repositorio instala el backend (</w:t>
+      </w:r>
+      <w:r>
+        <w:rPr>
+          <w:rStyle w:val="VerbatimChar"/>
+        </w:rPr>
+        <w:t xml:space="preserve">postinstall</w:t>
+      </w:r>
+      <w:r>
+        <w:t xml:space="preserve">) y lo arranca (</w:t>
+      </w:r>
+      <w:r>
+        <w:rPr>
+          <w:rStyle w:val="VerbatimChar"/>
+        </w:rPr>
+        <w:t xml:space="preserve">npm start</w:t>
+      </w:r>
+      <w:r>
+        <w:t xml:space="preserve">), para que el proveedor pueda construir desde la raíz.</w:t>
+      </w:r>
+    </w:p>
+    <w:p>
+      <w:pPr>
+        <w:pStyle w:val="BodyText"/>
+      </w:pPr>
+      <w:r>
+        <w:t xml:space="preserve">Requisitos de cualquier servidor: Node.js 20 o superior, MySQL 8 accesible desde el backend, HTTPS, proceso siempre encendido (los recordatorios se revisan cada 30 minutos dentro del mismo proceso, así que no sirven planes que apagan el servicio cuando no hay visitas) y las variables de entorno en el panel del proveedor, no en archivos.</w:t>
+      </w:r>
+    </w:p>
+    <w:bookmarkEnd w:id="36"/>
+    <w:bookmarkStart w:id="37" w:name="X42dbc7a02613852572f68cc5b8f7362f378a7e4"/>
+    <w:p>
+      <w:pPr>
+        <w:pStyle w:val="Heading3"/>
+      </w:pPr>
+      <w:r>
+        <w:t xml:space="preserve">8.2 Publicación en Railway (opción recomendada)</w:t>
+      </w:r>
+    </w:p>
+    <w:p>
+      <w:pPr>
+        <w:pStyle w:val="FirstParagraph"/>
+      </w:pPr>
+      <w:r>
+        <w:t xml:space="preserve">Plan</w:t>
+      </w:r>
+      <w:r>
+        <w:t xml:space="preserve"> </w:t>
+      </w:r>
       <w:r>
         <w:rPr>
           <w:bCs/>
           <w:b/>
         </w:rPr>
-        <w:t xml:space="preserve">Publicación en servidor:</w:t>
-      </w:r>
-      <w:r>
-        <w:t xml:space="preserve"> </w:t>
-      </w:r>
-      <w:r>
-        <w:rPr>
-          <w:iCs/>
-          <w:i/>
-        </w:rPr>
-        <w:t xml:space="preserve">pendiente de definir el proveedor.</w:t>
-      </w:r>
-      <w:r>
-        <w:t xml:space="preserve"> </w:t>
-      </w:r>
-      <w:r>
-        <w:t xml:space="preserve">La opción más simple es servir</w:t>
+        <w:t xml:space="preserve">Hobby</w:t>
+      </w:r>
+      <w:r>
+        <w:t xml:space="preserve">: USD 5 al mes, que incluyen USD 5 de consumo; una app pequeña con su base de datos suele quedar en ese rango. El plan gratuito no alcanza porque después de la prueba solo permite un servicio por proyecto, y aquí son dos (la app y MySQL).</w:t>
+      </w:r>
+    </w:p>
+    <w:p>
+      <w:pPr>
+        <w:numPr>
+          <w:ilvl w:val="0"/>
+          <w:numId w:val="1002"/>
+        </w:numPr>
+      </w:pPr>
+      <w:r>
+        <w:t xml:space="preserve">Entrar a railway.com con la cuenta de GitHub del repositorio y activar el plan Hobby.</w:t>
+      </w:r>
+    </w:p>
+    <w:p>
+      <w:pPr>
+        <w:numPr>
+          <w:ilvl w:val="0"/>
+          <w:numId w:val="1002"/>
+        </w:numPr>
+      </w:pPr>
+      <w:r>
+        <w:rPr>
+          <w:bCs/>
+          <w:b/>
+        </w:rPr>
+        <w:t xml:space="preserve">New Project → Deploy from GitHub repo →</w:t>
+      </w:r>
+      <w:r>
+        <w:t xml:space="preserve"> </w:t>
+      </w:r>
+      <w:r>
+        <w:rPr>
+          <w:rStyle w:val="VerbatimChar"/>
+        </w:rPr>
+        <w:t xml:space="preserve">arte-odontologico</w:t>
+      </w:r>
+      <w:r>
+        <w:t xml:space="preserve">, rama</w:t>
+      </w:r>
+      <w:r>
+        <w:t xml:space="preserve"> </w:t>
+      </w:r>
+      <w:r>
+        <w:rPr>
+          <w:rStyle w:val="VerbatimChar"/>
+        </w:rPr>
+        <w:t xml:space="preserve">main</w:t>
+      </w:r>
+      <w:r>
+        <w:t xml:space="preserve">. Directorio raíz: la raíz del repositorio (no</w:t>
+      </w:r>
+      <w:r>
+        <w:t xml:space="preserve"> </w:t>
+      </w:r>
+      <w:r>
+        <w:rPr>
+          <w:rStyle w:val="VerbatimChar"/>
+        </w:rPr>
+        <w:t xml:space="preserve">backend/</w:t>
+      </w:r>
+      <w:r>
+        <w:t xml:space="preserve">, porque el servidor también necesita</w:t>
       </w:r>
       <w:r>
         <w:t xml:space="preserve"> </w:t>
@@ -4471,19 +4622,812 @@
         <w:t xml:space="preserve">frontend/</w:t>
       </w:r>
       <w:r>
-        <w:t xml:space="preserve"> </w:t>
-      </w:r>
-      <w:r>
-        <w:t xml:space="preserve">desde el mismo Express (un solo despliegue, sin CORS). Requisitos mínimos de la publicación: HTTPS, base de datos MySQL 8 accesible desde el backend, variables de entorno configuradas en el panel del proveedor (no en archivos),</w:t>
-      </w:r>
-      <w:r>
-        <w:t xml:space="preserve"> </w:t>
-      </w:r>
-      <w:r>
-        <w:rPr>
-          <w:rStyle w:val="VerbatimChar"/>
-        </w:rPr>
-        <w:t xml:space="preserve">PROXY_CONFIABLE=1</w:t>
+        <w:t xml:space="preserve">).</w:t>
+      </w:r>
+    </w:p>
+    <w:p>
+      <w:pPr>
+        <w:numPr>
+          <w:ilvl w:val="0"/>
+          <w:numId w:val="1002"/>
+        </w:numPr>
+      </w:pPr>
+      <w:r>
+        <w:t xml:space="preserve">En el mismo proyecto:</w:t>
+      </w:r>
+      <w:r>
+        <w:t xml:space="preserve"> </w:t>
+      </w:r>
+      <w:r>
+        <w:rPr>
+          <w:bCs/>
+          <w:b/>
+        </w:rPr>
+        <w:t xml:space="preserve">+ New → Database → MySQL</w:t>
+      </w:r>
+      <w:r>
+        <w:t xml:space="preserve">.</w:t>
+      </w:r>
+    </w:p>
+    <w:p>
+      <w:pPr>
+        <w:numPr>
+          <w:ilvl w:val="0"/>
+          <w:numId w:val="1002"/>
+        </w:numPr>
+      </w:pPr>
+      <w:r>
+        <w:t xml:space="preserve">En el servicio de la app, pestaña</w:t>
+      </w:r>
+      <w:r>
+        <w:t xml:space="preserve"> </w:t>
+      </w:r>
+      <w:r>
+        <w:rPr>
+          <w:bCs/>
+          <w:b/>
+        </w:rPr>
+        <w:t xml:space="preserve">Variables</w:t>
+      </w:r>
+      <w:r>
+        <w:t xml:space="preserve">, crear (las que van entre</w:t>
+      </w:r>
+      <w:r>
+        <w:t xml:space="preserve"> </w:t>
+      </w:r>
+      <w:r>
+        <w:rPr>
+          <w:rStyle w:val="VerbatimChar"/>
+        </w:rPr>
+        <w:t xml:space="preserve">${{ }}</w:t>
+      </w:r>
+      <w:r>
+        <w:t xml:space="preserve"> </w:t>
+      </w:r>
+      <w:r>
+        <w:t xml:space="preserve">son referencias a la base de datos que Railway completa solo):</w:t>
+      </w:r>
+    </w:p>
+    <w:tbl>
+      <w:tblPr>
+        <w:tblStyle w:val="Table"/>
+        <w:tblW w:type="pct" w:w="5000"/>
+        <w:tblLook w:firstRow="1" w:lastRow="0" w:firstColumn="0" w:lastColumn="0" w:noHBand="0" w:noVBand="0" w:val="0020"/>
+        <w:jc w:val="start"/>
+        <w:tblInd w:w="720" w:type="dxa"/>
+      </w:tblPr>
+      <w:tblGrid>
+        <w:gridCol w:w="3960"/>
+        <w:gridCol w:w="3960"/>
+      </w:tblGrid>
+      <w:tr>
+        <w:trPr>
+          <w:tblHeader w:val="true"/>
+        </w:trPr>
+        <w:tc>
+          <w:tcPr/>
+          <w:p>
+            <w:pPr>
+              <w:pStyle w:val="Compact"/>
+              <w:jc w:val="left"/>
+            </w:pPr>
+            <w:r>
+              <w:t xml:space="preserve">Variable</w:t>
+            </w:r>
+          </w:p>
+        </w:tc>
+        <w:tc>
+          <w:tcPr/>
+          <w:p>
+            <w:pPr>
+              <w:pStyle w:val="Compact"/>
+              <w:jc w:val="left"/>
+            </w:pPr>
+            <w:r>
+              <w:t xml:space="preserve">Valor</w:t>
+            </w:r>
+          </w:p>
+        </w:tc>
+      </w:tr>
+      <w:tr>
+        <w:tc>
+          <w:tcPr/>
+          <w:p>
+            <w:pPr>
+              <w:pStyle w:val="Compact"/>
+              <w:jc w:val="left"/>
+            </w:pPr>
+            <w:r>
+              <w:rPr>
+                <w:rStyle w:val="VerbatimChar"/>
+              </w:rPr>
+              <w:t xml:space="preserve">DB_HOST</w:t>
+            </w:r>
+          </w:p>
+        </w:tc>
+        <w:tc>
+          <w:tcPr/>
+          <w:p>
+            <w:pPr>
+              <w:pStyle w:val="Compact"/>
+              <w:jc w:val="left"/>
+            </w:pPr>
+            <w:r>
+              <w:rPr>
+                <w:rStyle w:val="VerbatimChar"/>
+              </w:rPr>
+              <w:t xml:space="preserve">${{MySQL.MYSQLHOST}}</w:t>
+            </w:r>
+          </w:p>
+        </w:tc>
+      </w:tr>
+      <w:tr>
+        <w:tc>
+          <w:tcPr/>
+          <w:p>
+            <w:pPr>
+              <w:pStyle w:val="Compact"/>
+              <w:jc w:val="left"/>
+            </w:pPr>
+            <w:r>
+              <w:rPr>
+                <w:rStyle w:val="VerbatimChar"/>
+              </w:rPr>
+              <w:t xml:space="preserve">DB_PORT</w:t>
+            </w:r>
+          </w:p>
+        </w:tc>
+        <w:tc>
+          <w:tcPr/>
+          <w:p>
+            <w:pPr>
+              <w:pStyle w:val="Compact"/>
+              <w:jc w:val="left"/>
+            </w:pPr>
+            <w:r>
+              <w:rPr>
+                <w:rStyle w:val="VerbatimChar"/>
+              </w:rPr>
+              <w:t xml:space="preserve">${{MySQL.MYSQLPORT}}</w:t>
+            </w:r>
+          </w:p>
+        </w:tc>
+      </w:tr>
+      <w:tr>
+        <w:tc>
+          <w:tcPr/>
+          <w:p>
+            <w:pPr>
+              <w:pStyle w:val="Compact"/>
+              <w:jc w:val="left"/>
+            </w:pPr>
+            <w:r>
+              <w:rPr>
+                <w:rStyle w:val="VerbatimChar"/>
+              </w:rPr>
+              <w:t xml:space="preserve">DB_USER</w:t>
+            </w:r>
+          </w:p>
+        </w:tc>
+        <w:tc>
+          <w:tcPr/>
+          <w:p>
+            <w:pPr>
+              <w:pStyle w:val="Compact"/>
+              <w:jc w:val="left"/>
+            </w:pPr>
+            <w:r>
+              <w:rPr>
+                <w:rStyle w:val="VerbatimChar"/>
+              </w:rPr>
+              <w:t xml:space="preserve">${{MySQL.MYSQLUSER}}</w:t>
+            </w:r>
+          </w:p>
+        </w:tc>
+      </w:tr>
+      <w:tr>
+        <w:tc>
+          <w:tcPr/>
+          <w:p>
+            <w:pPr>
+              <w:pStyle w:val="Compact"/>
+              <w:jc w:val="left"/>
+            </w:pPr>
+            <w:r>
+              <w:rPr>
+                <w:rStyle w:val="VerbatimChar"/>
+              </w:rPr>
+              <w:t xml:space="preserve">DB_PASSWORD</w:t>
+            </w:r>
+          </w:p>
+        </w:tc>
+        <w:tc>
+          <w:tcPr/>
+          <w:p>
+            <w:pPr>
+              <w:pStyle w:val="Compact"/>
+              <w:jc w:val="left"/>
+            </w:pPr>
+            <w:r>
+              <w:rPr>
+                <w:rStyle w:val="VerbatimChar"/>
+              </w:rPr>
+              <w:t xml:space="preserve">${{MySQL.MYSQLPASSWORD}}</w:t>
+            </w:r>
+          </w:p>
+        </w:tc>
+      </w:tr>
+      <w:tr>
+        <w:tc>
+          <w:tcPr/>
+          <w:p>
+            <w:pPr>
+              <w:pStyle w:val="Compact"/>
+              <w:jc w:val="left"/>
+            </w:pPr>
+            <w:r>
+              <w:rPr>
+                <w:rStyle w:val="VerbatimChar"/>
+              </w:rPr>
+              <w:t xml:space="preserve">DB_NAME</w:t>
+            </w:r>
+          </w:p>
+        </w:tc>
+        <w:tc>
+          <w:tcPr/>
+          <w:p>
+            <w:pPr>
+              <w:pStyle w:val="Compact"/>
+              <w:jc w:val="left"/>
+            </w:pPr>
+            <w:r>
+              <w:rPr>
+                <w:rStyle w:val="VerbatimChar"/>
+              </w:rPr>
+              <w:t xml:space="preserve">arte_odontologico</w:t>
+            </w:r>
+          </w:p>
+        </w:tc>
+      </w:tr>
+      <w:tr>
+        <w:tc>
+          <w:tcPr/>
+          <w:p>
+            <w:pPr>
+              <w:pStyle w:val="Compact"/>
+              <w:jc w:val="left"/>
+            </w:pPr>
+            <w:r>
+              <w:rPr>
+                <w:rStyle w:val="VerbatimChar"/>
+              </w:rPr>
+              <w:t xml:space="preserve">JWT_SECRET</w:t>
+            </w:r>
+          </w:p>
+        </w:tc>
+        <w:tc>
+          <w:tcPr/>
+          <w:p>
+            <w:pPr>
+              <w:pStyle w:val="Compact"/>
+              <w:jc w:val="left"/>
+            </w:pPr>
+            <w:r>
+              <w:t xml:space="preserve">una clave nueva y larga (ver sección 6), distinta a la de desarrollo</w:t>
+            </w:r>
+          </w:p>
+        </w:tc>
+      </w:tr>
+      <w:tr>
+        <w:tc>
+          <w:tcPr/>
+          <w:p>
+            <w:pPr>
+              <w:pStyle w:val="Compact"/>
+              <w:jc w:val="left"/>
+            </w:pPr>
+            <w:r>
+              <w:rPr>
+                <w:rStyle w:val="VerbatimChar"/>
+              </w:rPr>
+              <w:t xml:space="preserve">PROXY_CONFIABLE</w:t>
+            </w:r>
+          </w:p>
+        </w:tc>
+        <w:tc>
+          <w:tcPr/>
+          <w:p>
+            <w:pPr>
+              <w:pStyle w:val="Compact"/>
+              <w:jc w:val="left"/>
+            </w:pPr>
+            <w:r>
+              <w:rPr>
+                <w:rStyle w:val="VerbatimChar"/>
+              </w:rPr>
+              <w:t xml:space="preserve">1</w:t>
+            </w:r>
+          </w:p>
+        </w:tc>
+      </w:tr>
+      <w:tr>
+        <w:tc>
+          <w:tcPr/>
+          <w:p>
+            <w:pPr>
+              <w:pStyle w:val="Compact"/>
+              <w:jc w:val="left"/>
+            </w:pPr>
+            <w:r>
+              <w:rPr>
+                <w:rStyle w:val="VerbatimChar"/>
+              </w:rPr>
+              <w:t xml:space="preserve">URL_PUBLICA</w:t>
+            </w:r>
+          </w:p>
+        </w:tc>
+        <w:tc>
+          <w:tcPr/>
+          <w:p>
+            <w:pPr>
+              <w:pStyle w:val="Compact"/>
+              <w:jc w:val="left"/>
+            </w:pPr>
+            <w:r>
+              <w:t xml:space="preserve">el dominio público del paso 6, con</w:t>
+            </w:r>
+            <w:r>
+              <w:t xml:space="preserve"> </w:t>
+            </w:r>
+            <w:r>
+              <w:rPr>
+                <w:rStyle w:val="VerbatimChar"/>
+              </w:rPr>
+              <w:t xml:space="preserve">https://</w:t>
+            </w:r>
+          </w:p>
+        </w:tc>
+      </w:tr>
+      <w:tr>
+        <w:tc>
+          <w:tcPr/>
+          <w:p>
+            <w:pPr>
+              <w:pStyle w:val="Compact"/>
+              <w:jc w:val="left"/>
+            </w:pPr>
+            <w:r>
+              <w:rPr>
+                <w:rStyle w:val="VerbatimChar"/>
+              </w:rPr>
+              <w:t xml:space="preserve">WHATSAPP_MODO</w:t>
+            </w:r>
+            <w:r>
+              <w:t xml:space="preserve"> </w:t>
+            </w:r>
+            <w:r>
+              <w:t xml:space="preserve">y sus datos</w:t>
+            </w:r>
+          </w:p>
+        </w:tc>
+        <w:tc>
+          <w:tcPr/>
+          <w:p>
+            <w:pPr>
+              <w:pStyle w:val="Compact"/>
+              <w:jc w:val="left"/>
+            </w:pPr>
+            <w:r>
+              <w:t xml:space="preserve">como en la sección 7 (en producción,</w:t>
+            </w:r>
+            <w:r>
+              <w:t xml:space="preserve"> </w:t>
+            </w:r>
+            <w:r>
+              <w:rPr>
+                <w:rStyle w:val="VerbatimChar"/>
+              </w:rPr>
+              <w:t xml:space="preserve">api</w:t>
+            </w:r>
+            <w:r>
+              <w:t xml:space="preserve"> </w:t>
+            </w:r>
+            <w:r>
+              <w:t xml:space="preserve">con las plantillas aprobadas, o</w:t>
+            </w:r>
+            <w:r>
+              <w:t xml:space="preserve"> </w:t>
+            </w:r>
+            <w:r>
+              <w:rPr>
+                <w:rStyle w:val="VerbatimChar"/>
+              </w:rPr>
+              <w:t xml:space="preserve">manual</w:t>
+            </w:r>
+            <w:r>
+              <w:t xml:space="preserve"> </w:t>
+            </w:r>
+            <w:r>
+              <w:t xml:space="preserve">mientras tanto)</w:t>
+            </w:r>
+          </w:p>
+        </w:tc>
+      </w:tr>
+    </w:tbl>
+    <w:p>
+      <w:pPr>
+        <w:numPr>
+          <w:ilvl w:val="0"/>
+          <w:numId w:val="1000"/>
+        </w:numPr>
+      </w:pPr>
+      <w:r>
+        <w:t xml:space="preserve">El resto (</w:t>
+      </w:r>
+      <w:r>
+        <w:rPr>
+          <w:rStyle w:val="VerbatimChar"/>
+        </w:rPr>
+        <w:t xml:space="preserve">HORAS_MINIMAS_GESTION</w:t>
+      </w:r>
+      <w:r>
+        <w:t xml:space="preserve">, límites, recordatorios) puede quedar con los valores por defecto.</w:t>
+      </w:r>
+    </w:p>
+    <w:p>
+      <w:pPr>
+        <w:numPr>
+          <w:ilvl w:val="0"/>
+          <w:numId w:val="1002"/>
+        </w:numPr>
+      </w:pPr>
+      <w:r>
+        <w:rPr>
+          <w:bCs/>
+          <w:b/>
+        </w:rPr>
+        <w:t xml:space="preserve">Crear las tablas.</w:t>
+      </w:r>
+      <w:r>
+        <w:t xml:space="preserve"> </w:t>
+      </w:r>
+      <w:r>
+        <w:t xml:space="preserve">En el servicio MySQL →</w:t>
+      </w:r>
+      <w:r>
+        <w:t xml:space="preserve"> </w:t>
+      </w:r>
+      <w:r>
+        <w:rPr>
+          <w:bCs/>
+          <w:b/>
+        </w:rPr>
+        <w:t xml:space="preserve">Connect → Public network</w:t>
+      </w:r>
+      <w:r>
+        <w:t xml:space="preserve"> </w:t>
+      </w:r>
+      <w:r>
+        <w:t xml:space="preserve">aparecen el host y el puerto públicos. Desde el PC, con MySQL Workbench o con la consola:</w:t>
+      </w:r>
+    </w:p>
+    <w:p>
+      <w:pPr>
+        <w:numPr>
+          <w:ilvl w:val="0"/>
+          <w:numId w:val="1000"/>
+        </w:numPr>
+        <w:pStyle w:val="SourceCode"/>
+      </w:pPr>
+      <w:r>
+        <w:rPr>
+          <w:rStyle w:val="OperatorTok"/>
+        </w:rPr>
+        <w:t xml:space="preserve">&amp;</w:t>
+      </w:r>
+      <w:r>
+        <w:rPr>
+          <w:rStyle w:val="NormalTok"/>
+        </w:rPr>
+        <w:t xml:space="preserve"> </w:t>
+      </w:r>
+      <w:r>
+        <w:rPr>
+          <w:rStyle w:val="StringTok"/>
+        </w:rPr>
+        <w:t xml:space="preserve">"$bin\mysql.exe"</w:t>
+      </w:r>
+      <w:r>
+        <w:rPr>
+          <w:rStyle w:val="NormalTok"/>
+        </w:rPr>
+        <w:t xml:space="preserve"> </w:t>
+      </w:r>
+      <w:r>
+        <w:rPr>
+          <w:rStyle w:val="OperatorTok"/>
+        </w:rPr>
+        <w:t xml:space="preserve">-</w:t>
+      </w:r>
+      <w:r>
+        <w:rPr>
+          <w:rStyle w:val="NormalTok"/>
+        </w:rPr>
+        <w:t xml:space="preserve">h HOST_PUBLICO </w:t>
+      </w:r>
+      <w:r>
+        <w:rPr>
+          <w:rStyle w:val="OperatorTok"/>
+        </w:rPr>
+        <w:t xml:space="preserve">-</w:t>
+      </w:r>
+      <w:r>
+        <w:rPr>
+          <w:rStyle w:val="NormalTok"/>
+        </w:rPr>
+        <w:t xml:space="preserve">P PUERTO_PUBLICO </w:t>
+      </w:r>
+      <w:r>
+        <w:rPr>
+          <w:rStyle w:val="OperatorTok"/>
+        </w:rPr>
+        <w:t xml:space="preserve">-</w:t>
+      </w:r>
+      <w:r>
+        <w:rPr>
+          <w:rStyle w:val="NormalTok"/>
+        </w:rPr>
+        <w:t xml:space="preserve">u root </w:t>
+      </w:r>
+      <w:r>
+        <w:rPr>
+          <w:rStyle w:val="OperatorTok"/>
+        </w:rPr>
+        <w:t xml:space="preserve">-</w:t>
+      </w:r>
+      <w:r>
+        <w:rPr>
+          <w:rStyle w:val="NormalTok"/>
+        </w:rPr>
+        <w:t xml:space="preserve">p </w:t>
+      </w:r>
+      <w:r>
+        <w:rPr>
+          <w:rStyle w:val="OperatorTok"/>
+        </w:rPr>
+        <w:t xml:space="preserve">-</w:t>
+      </w:r>
+      <w:r>
+        <w:rPr>
+          <w:rStyle w:val="NormalTok"/>
+        </w:rPr>
+        <w:t xml:space="preserve">e </w:t>
+      </w:r>
+      <w:r>
+        <w:rPr>
+          <w:rStyle w:val="StringTok"/>
+        </w:rPr>
+        <w:t xml:space="preserve">"source backend/database/schema.sql"</w:t>
+      </w:r>
+    </w:p>
+    <w:p>
+      <w:pPr>
+        <w:numPr>
+          <w:ilvl w:val="0"/>
+          <w:numId w:val="1000"/>
+        </w:numPr>
+      </w:pPr>
+      <w:r>
+        <w:rPr>
+          <w:rStyle w:val="VerbatimChar"/>
+        </w:rPr>
+        <w:t xml:space="preserve">schema.sql</w:t>
+      </w:r>
+      <w:r>
+        <w:t xml:space="preserve"> </w:t>
+      </w:r>
+      <w:r>
+        <w:t xml:space="preserve">crea la base</w:t>
+      </w:r>
+      <w:r>
+        <w:t xml:space="preserve"> </w:t>
+      </w:r>
+      <w:r>
+        <w:rPr>
+          <w:rStyle w:val="VerbatimChar"/>
+        </w:rPr>
+        <w:t xml:space="preserve">arte_odontologico</w:t>
+      </w:r>
+      <w:r>
+        <w:t xml:space="preserve"> </w:t>
+      </w:r>
+      <w:r>
+        <w:t xml:space="preserve">con todas las tablas hasta la migración 005 y el catálogo inicial.</w:t>
+      </w:r>
+    </w:p>
+    <w:p>
+      <w:pPr>
+        <w:numPr>
+          <w:ilvl w:val="0"/>
+          <w:numId w:val="1002"/>
+        </w:numPr>
+      </w:pPr>
+      <w:r>
+        <w:rPr>
+          <w:bCs/>
+          <w:b/>
+        </w:rPr>
+        <w:t xml:space="preserve">Dominio:</w:t>
+      </w:r>
+      <w:r>
+        <w:t xml:space="preserve"> </w:t>
+      </w:r>
+      <w:r>
+        <w:t xml:space="preserve">en el servicio de la app →</w:t>
+      </w:r>
+      <w:r>
+        <w:t xml:space="preserve"> </w:t>
+      </w:r>
+      <w:r>
+        <w:rPr>
+          <w:bCs/>
+          <w:b/>
+        </w:rPr>
+        <w:t xml:space="preserve">Settings → Networking → Generate Domain</w:t>
+      </w:r>
+      <w:r>
+        <w:t xml:space="preserve"> </w:t>
+      </w:r>
+      <w:r>
+        <w:t xml:space="preserve">(queda algo como</w:t>
+      </w:r>
+      <w:r>
+        <w:t xml:space="preserve"> </w:t>
+      </w:r>
+      <w:r>
+        <w:rPr>
+          <w:rStyle w:val="VerbatimChar"/>
+        </w:rPr>
+        <w:t xml:space="preserve">arte-odontologico.up.railway.app</w:t>
+      </w:r>
+      <w:r>
+        <w:t xml:space="preserve">), o</w:t>
+      </w:r>
+      <w:r>
+        <w:t xml:space="preserve"> </w:t>
+      </w:r>
+      <w:r>
+        <w:rPr>
+          <w:bCs/>
+          <w:b/>
+        </w:rPr>
+        <w:t xml:space="preserve">Custom Domain</w:t>
+      </w:r>
+      <w:r>
+        <w:t xml:space="preserve"> </w:t>
+      </w:r>
+      <w:r>
+        <w:t xml:space="preserve">si el consultorio tiene uno. Copiarlo en</w:t>
+      </w:r>
+      <w:r>
+        <w:t xml:space="preserve"> </w:t>
+      </w:r>
+      <w:r>
+        <w:rPr>
+          <w:rStyle w:val="VerbatimChar"/>
+        </w:rPr>
+        <w:t xml:space="preserve">URL_PUBLICA</w:t>
+      </w:r>
+      <w:r>
+        <w:t xml:space="preserve">.</w:t>
+      </w:r>
+    </w:p>
+    <w:p>
+      <w:pPr>
+        <w:numPr>
+          <w:ilvl w:val="0"/>
+          <w:numId w:val="1002"/>
+        </w:numPr>
+      </w:pPr>
+      <w:r>
+        <w:rPr>
+          <w:bCs/>
+          <w:b/>
+        </w:rPr>
+        <w:t xml:space="preserve">Crear la cuenta de la secretaria</w:t>
+      </w:r>
+      <w:r>
+        <w:t xml:space="preserve"> </w:t>
+      </w:r>
+      <w:r>
+        <w:t xml:space="preserve">contra la base publicada. En</w:t>
+      </w:r>
+      <w:r>
+        <w:t xml:space="preserve"> </w:t>
+      </w:r>
+      <w:r>
+        <w:rPr>
+          <w:rStyle w:val="VerbatimChar"/>
+        </w:rPr>
+        <w:t xml:space="preserve">backend/</w:t>
+      </w:r>
+      <w:r>
+        <w:t xml:space="preserve">, crear un archivo</w:t>
+      </w:r>
+      <w:r>
+        <w:t xml:space="preserve"> </w:t>
+      </w:r>
+      <w:r>
+        <w:rPr>
+          <w:rStyle w:val="VerbatimChar"/>
+        </w:rPr>
+        <w:t xml:space="preserve">.env.railway</w:t>
+      </w:r>
+      <w:r>
+        <w:t xml:space="preserve"> </w:t>
+      </w:r>
+      <w:r>
+        <w:t xml:space="preserve">(no se sube:</w:t>
+      </w:r>
+      <w:r>
+        <w:t xml:space="preserve"> </w:t>
+      </w:r>
+      <w:r>
+        <w:rPr>
+          <w:rStyle w:val="VerbatimChar"/>
+        </w:rPr>
+        <w:t xml:space="preserve">.env.*</w:t>
+      </w:r>
+      <w:r>
+        <w:t xml:space="preserve"> </w:t>
+      </w:r>
+      <w:r>
+        <w:t xml:space="preserve">está en</w:t>
+      </w:r>
+      <w:r>
+        <w:t xml:space="preserve"> </w:t>
+      </w:r>
+      <w:r>
+        <w:rPr>
+          <w:rStyle w:val="VerbatimChar"/>
+        </w:rPr>
+        <w:t xml:space="preserve">.gitignore</w:t>
+      </w:r>
+      <w:r>
+        <w:t xml:space="preserve">) con</w:t>
+      </w:r>
+      <w:r>
+        <w:t xml:space="preserve"> </w:t>
+      </w:r>
+      <w:r>
+        <w:rPr>
+          <w:rStyle w:val="VerbatimChar"/>
+        </w:rPr>
+        <w:t xml:space="preserve">DB_HOST</w:t>
+      </w:r>
+      <w:r>
+        <w:t xml:space="preserve">,</w:t>
+      </w:r>
+      <w:r>
+        <w:t xml:space="preserve"> </w:t>
+      </w:r>
+      <w:r>
+        <w:rPr>
+          <w:rStyle w:val="VerbatimChar"/>
+        </w:rPr>
+        <w:t xml:space="preserve">DB_PORT</w:t>
+      </w:r>
+      <w:r>
+        <w:t xml:space="preserve">,</w:t>
+      </w:r>
+      <w:r>
+        <w:t xml:space="preserve"> </w:t>
+      </w:r>
+      <w:r>
+        <w:rPr>
+          <w:rStyle w:val="VerbatimChar"/>
+        </w:rPr>
+        <w:t xml:space="preserve">DB_USER</w:t>
       </w:r>
       <w:r>
         <w:t xml:space="preserve"> </w:t>
@@ -4498,17 +5442,437 @@
         <w:rPr>
           <w:rStyle w:val="VerbatimChar"/>
         </w:rPr>
-        <w:t xml:space="preserve">URL_PUBLICA</w:t>
-      </w:r>
-      <w:r>
-        <w:t xml:space="preserve"> </w:t>
-      </w:r>
-      <w:r>
-        <w:t xml:space="preserve">con el dominio real.</w:t>
-      </w:r>
-    </w:p>
-    <w:bookmarkEnd w:id="36"/>
-    <w:bookmarkStart w:id="37" w:name="verificación-rápida"/>
+        <w:t xml:space="preserve">DB_PASSWORD</w:t>
+      </w:r>
+      <w:r>
+        <w:t xml:space="preserve"> </w:t>
+      </w:r>
+      <w:r>
+        <w:t xml:space="preserve">públicos del paso 5 y</w:t>
+      </w:r>
+      <w:r>
+        <w:t xml:space="preserve"> </w:t>
+      </w:r>
+      <w:r>
+        <w:rPr>
+          <w:rStyle w:val="VerbatimChar"/>
+        </w:rPr>
+        <w:t xml:space="preserve">DB_NAME=arte_odontologico</w:t>
+      </w:r>
+      <w:r>
+        <w:t xml:space="preserve">, y ejecutar:</w:t>
+      </w:r>
+    </w:p>
+    <w:p>
+      <w:pPr>
+        <w:numPr>
+          <w:ilvl w:val="0"/>
+          <w:numId w:val="1000"/>
+        </w:numPr>
+        <w:pStyle w:val="SourceCode"/>
+      </w:pPr>
+      <w:r>
+        <w:rPr>
+          <w:rStyle w:val="NormalTok"/>
+        </w:rPr>
+        <w:t xml:space="preserve">node </w:t>
+      </w:r>
+      <w:r>
+        <w:rPr>
+          <w:rStyle w:val="OperatorTok"/>
+        </w:rPr>
+        <w:t xml:space="preserve">-</w:t>
+      </w:r>
+      <w:r>
+        <w:rPr>
+          <w:rStyle w:val="NormalTok"/>
+        </w:rPr>
+        <w:t xml:space="preserve">r dotenv</w:t>
+      </w:r>
+      <w:r>
+        <w:rPr>
+          <w:rStyle w:val="OperatorTok"/>
+        </w:rPr>
+        <w:t xml:space="preserve">/</w:t>
+      </w:r>
+      <w:r>
+        <w:rPr>
+          <w:rStyle w:val="NormalTok"/>
+        </w:rPr>
+        <w:t xml:space="preserve">config src</w:t>
+      </w:r>
+      <w:r>
+        <w:rPr>
+          <w:rStyle w:val="OperatorTok"/>
+        </w:rPr>
+        <w:t xml:space="preserve">/</w:t>
+      </w:r>
+      <w:r>
+        <w:rPr>
+          <w:rStyle w:val="NormalTok"/>
+        </w:rPr>
+        <w:t xml:space="preserve">scripts</w:t>
+      </w:r>
+      <w:r>
+        <w:rPr>
+          <w:rStyle w:val="OperatorTok"/>
+        </w:rPr>
+        <w:t xml:space="preserve">/</w:t>
+      </w:r>
+      <w:r>
+        <w:rPr>
+          <w:rStyle w:val="NormalTok"/>
+        </w:rPr>
+        <w:t xml:space="preserve">crearAdmin</w:t>
+      </w:r>
+      <w:r>
+        <w:rPr>
+          <w:rStyle w:val="OperatorTok"/>
+        </w:rPr>
+        <w:t xml:space="preserve">.</w:t>
+      </w:r>
+      <w:r>
+        <w:rPr>
+          <w:rStyle w:val="FunctionTok"/>
+        </w:rPr>
+        <w:t xml:space="preserve">js</w:t>
+      </w:r>
+      <w:r>
+        <w:rPr>
+          <w:rStyle w:val="NormalTok"/>
+        </w:rPr>
+        <w:t xml:space="preserve"> dotenv_config_path</w:t>
+      </w:r>
+      <w:r>
+        <w:rPr>
+          <w:rStyle w:val="OperatorTok"/>
+        </w:rPr>
+        <w:t xml:space="preserve">=.</w:t>
+      </w:r>
+      <w:r>
+        <w:rPr>
+          <w:rStyle w:val="FunctionTok"/>
+        </w:rPr>
+        <w:t xml:space="preserve">env</w:t>
+      </w:r>
+      <w:r>
+        <w:rPr>
+          <w:rStyle w:val="OperatorTok"/>
+        </w:rPr>
+        <w:t xml:space="preserve">.</w:t>
+      </w:r>
+      <w:r>
+        <w:rPr>
+          <w:rStyle w:val="FunctionTok"/>
+        </w:rPr>
+        <w:t xml:space="preserve">railway</w:t>
+      </w:r>
+    </w:p>
+    <w:p>
+      <w:pPr>
+        <w:numPr>
+          <w:ilvl w:val="0"/>
+          <w:numId w:val="1000"/>
+        </w:numPr>
+      </w:pPr>
+      <w:r>
+        <w:t xml:space="preserve">Borrar el archivo después.</w:t>
+      </w:r>
+    </w:p>
+    <w:p>
+      <w:pPr>
+        <w:numPr>
+          <w:ilvl w:val="0"/>
+          <w:numId w:val="1002"/>
+        </w:numPr>
+      </w:pPr>
+      <w:r>
+        <w:t xml:space="preserve">Verificar:</w:t>
+      </w:r>
+      <w:r>
+        <w:t xml:space="preserve"> </w:t>
+      </w:r>
+      <w:r>
+        <w:rPr>
+          <w:rStyle w:val="VerbatimChar"/>
+        </w:rPr>
+        <w:t xml:space="preserve">https://DOMINIO/api/salud</w:t>
+      </w:r>
+      <w:r>
+        <w:t xml:space="preserve"> </w:t>
+      </w:r>
+      <w:r>
+        <w:t xml:space="preserve">responde</w:t>
+      </w:r>
+      <w:r>
+        <w:t xml:space="preserve"> </w:t>
+      </w:r>
+      <w:r>
+        <w:rPr>
+          <w:rStyle w:val="VerbatimChar"/>
+        </w:rPr>
+        <w:t xml:space="preserve">{"estado":"ok"}</w:t>
+      </w:r>
+      <w:r>
+        <w:t xml:space="preserve">, la página principal carga, se puede pedir una cita y llega el WhatsApp con un enlace que abre</w:t>
+      </w:r>
+      <w:r>
+        <w:t xml:space="preserve"> </w:t>
+      </w:r>
+      <w:r>
+        <w:rPr>
+          <w:rStyle w:val="VerbatimChar"/>
+        </w:rPr>
+        <w:t xml:space="preserve">https://DOMINIO/gestionar-cita.html</w:t>
+      </w:r>
+      <w:r>
+        <w:t xml:space="preserve">.</w:t>
+      </w:r>
+    </w:p>
+    <w:p>
+      <w:pPr>
+        <w:pStyle w:val="FirstParagraph"/>
+      </w:pPr>
+      <w:r>
+        <w:t xml:space="preserve">Cada vez que se fusiona un PR en</w:t>
+      </w:r>
+      <w:r>
+        <w:t xml:space="preserve"> </w:t>
+      </w:r>
+      <w:r>
+        <w:rPr>
+          <w:rStyle w:val="VerbatimChar"/>
+        </w:rPr>
+        <w:t xml:space="preserve">main</w:t>
+      </w:r>
+      <w:r>
+        <w:t xml:space="preserve">, Railway vuelve a publicar solo. Si un cambio trae una migración nueva, se aplica antes con el mismo comando del paso 5 cambiando el archivo.</w:t>
+      </w:r>
+    </w:p>
+    <w:p>
+      <w:pPr>
+        <w:pStyle w:val="BodyText"/>
+      </w:pPr>
+      <w:r>
+        <w:rPr>
+          <w:bCs/>
+          <w:b/>
+        </w:rPr>
+        <w:t xml:space="preserve">Respaldos:</w:t>
+      </w:r>
+      <w:r>
+        <w:t xml:space="preserve"> </w:t>
+      </w:r>
+      <w:r>
+        <w:t xml:space="preserve">una vez por semana, y siempre antes de una migración:</w:t>
+      </w:r>
+    </w:p>
+    <w:p>
+      <w:pPr>
+        <w:pStyle w:val="SourceCode"/>
+      </w:pPr>
+      <w:r>
+        <w:rPr>
+          <w:rStyle w:val="OperatorTok"/>
+        </w:rPr>
+        <w:t xml:space="preserve">&amp;</w:t>
+      </w:r>
+      <w:r>
+        <w:rPr>
+          <w:rStyle w:val="NormalTok"/>
+        </w:rPr>
+        <w:t xml:space="preserve"> </w:t>
+      </w:r>
+      <w:r>
+        <w:rPr>
+          <w:rStyle w:val="StringTok"/>
+        </w:rPr>
+        <w:t xml:space="preserve">"$bin\mysqldump.exe"</w:t>
+      </w:r>
+      <w:r>
+        <w:rPr>
+          <w:rStyle w:val="NormalTok"/>
+        </w:rPr>
+        <w:t xml:space="preserve"> </w:t>
+      </w:r>
+      <w:r>
+        <w:rPr>
+          <w:rStyle w:val="OperatorTok"/>
+        </w:rPr>
+        <w:t xml:space="preserve">-</w:t>
+      </w:r>
+      <w:r>
+        <w:rPr>
+          <w:rStyle w:val="NormalTok"/>
+        </w:rPr>
+        <w:t xml:space="preserve">h HOST_PUBLICO </w:t>
+      </w:r>
+      <w:r>
+        <w:rPr>
+          <w:rStyle w:val="OperatorTok"/>
+        </w:rPr>
+        <w:t xml:space="preserve">-</w:t>
+      </w:r>
+      <w:r>
+        <w:rPr>
+          <w:rStyle w:val="NormalTok"/>
+        </w:rPr>
+        <w:t xml:space="preserve">P PUERTO_PUBLICO </w:t>
+      </w:r>
+      <w:r>
+        <w:rPr>
+          <w:rStyle w:val="OperatorTok"/>
+        </w:rPr>
+        <w:t xml:space="preserve">-</w:t>
+      </w:r>
+      <w:r>
+        <w:rPr>
+          <w:rStyle w:val="NormalTok"/>
+        </w:rPr>
+        <w:t xml:space="preserve">u root </w:t>
+      </w:r>
+      <w:r>
+        <w:rPr>
+          <w:rStyle w:val="OperatorTok"/>
+        </w:rPr>
+        <w:t xml:space="preserve">-</w:t>
+      </w:r>
+      <w:r>
+        <w:rPr>
+          <w:rStyle w:val="NormalTok"/>
+        </w:rPr>
+        <w:t xml:space="preserve">p </w:t>
+      </w:r>
+      <w:r>
+        <w:rPr>
+          <w:rStyle w:val="OperatorTok"/>
+        </w:rPr>
+        <w:t xml:space="preserve">--</w:t>
+      </w:r>
+      <w:r>
+        <w:rPr>
+          <w:rStyle w:val="NormalTok"/>
+        </w:rPr>
+        <w:t xml:space="preserve">result</w:t>
+      </w:r>
+      <w:r>
+        <w:rPr>
+          <w:rStyle w:val="OperatorTok"/>
+        </w:rPr>
+        <w:t xml:space="preserve">-</w:t>
+      </w:r>
+      <w:r>
+        <w:rPr>
+          <w:rStyle w:val="NormalTok"/>
+        </w:rPr>
+        <w:t xml:space="preserve">file</w:t>
+      </w:r>
+      <w:r>
+        <w:rPr>
+          <w:rStyle w:val="OperatorTok"/>
+        </w:rPr>
+        <w:t xml:space="preserve">=</w:t>
+      </w:r>
+      <w:r>
+        <w:rPr>
+          <w:rStyle w:val="StringTok"/>
+        </w:rPr>
+        <w:t xml:space="preserve">"respaldo-AAAA-MM-DD.sql"</w:t>
+      </w:r>
+      <w:r>
+        <w:rPr>
+          <w:rStyle w:val="NormalTok"/>
+        </w:rPr>
+        <w:t xml:space="preserve"> arte_odontologico</w:t>
+      </w:r>
+    </w:p>
+    <w:bookmarkEnd w:id="37"/>
+    <w:bookmarkStart w:id="38" w:name="otras-opciones"/>
+    <w:p>
+      <w:pPr>
+        <w:pStyle w:val="Heading3"/>
+      </w:pPr>
+      <w:r>
+        <w:t xml:space="preserve">8.3 Otras opciones</w:t>
+      </w:r>
+    </w:p>
+    <w:p>
+      <w:pPr>
+        <w:numPr>
+          <w:ilvl w:val="0"/>
+          <w:numId w:val="1003"/>
+        </w:numPr>
+        <w:pStyle w:val="Compact"/>
+      </w:pPr>
+      <w:r>
+        <w:rPr>
+          <w:bCs/>
+          <w:b/>
+        </w:rPr>
+        <w:t xml:space="preserve">AWS Lightsail (instancia con Node.js):</w:t>
+      </w:r>
+      <w:r>
+        <w:t xml:space="preserve"> </w:t>
+      </w:r>
+      <w:r>
+        <w:t xml:space="preserve">precio fijo mensual y control total, pero hay que instalar MySQL, Nginx y el certificado HTTPS y mantener el servidor a mano. Con la misma estructura:</w:t>
+      </w:r>
+      <w:r>
+        <w:t xml:space="preserve"> </w:t>
+      </w:r>
+      <w:r>
+        <w:rPr>
+          <w:rStyle w:val="VerbatimChar"/>
+        </w:rPr>
+        <w:t xml:space="preserve">npm install</w:t>
+      </w:r>
+      <w:r>
+        <w:t xml:space="preserve"> </w:t>
+      </w:r>
+      <w:r>
+        <w:t xml:space="preserve">en la raíz y</w:t>
+      </w:r>
+      <w:r>
+        <w:t xml:space="preserve"> </w:t>
+      </w:r>
+      <w:r>
+        <w:rPr>
+          <w:rStyle w:val="VerbatimChar"/>
+        </w:rPr>
+        <w:t xml:space="preserve">npm start</w:t>
+      </w:r>
+      <w:r>
+        <w:t xml:space="preserve"> </w:t>
+      </w:r>
+      <w:r>
+        <w:t xml:space="preserve">con un gestor de procesos (pm2).</w:t>
+      </w:r>
+    </w:p>
+    <w:p>
+      <w:pPr>
+        <w:numPr>
+          <w:ilvl w:val="0"/>
+          <w:numId w:val="1003"/>
+        </w:numPr>
+        <w:pStyle w:val="Compact"/>
+      </w:pPr>
+      <w:r>
+        <w:rPr>
+          <w:bCs/>
+          <w:b/>
+        </w:rPr>
+        <w:t xml:space="preserve">Vercel o Netlify:</w:t>
+      </w:r>
+      <w:r>
+        <w:t xml:space="preserve"> </w:t>
+      </w:r>
+      <w:r>
+        <w:t xml:space="preserve">no convienen, porque ejecutan funciones que se apagan entre visitas: se pierden los recordatorios cada 30 minutos y el límite de peticiones en memoria, y no incluyen MySQL.</w:t>
+      </w:r>
+    </w:p>
+    <w:bookmarkEnd w:id="38"/>
+    <w:bookmarkEnd w:id="39"/>
+    <w:bookmarkStart w:id="40" w:name="verificación-rápida"/>
     <w:p>
       <w:pPr>
         <w:pStyle w:val="Heading2"/>
@@ -4726,8 +6090,8 @@
         <w:t xml:space="preserve">.</w:t>
       </w:r>
     </w:p>
-    <w:bookmarkEnd w:id="37"/>
-    <w:bookmarkStart w:id="38" w:name="problemas-frecuentes"/>
+    <w:bookmarkEnd w:id="40"/>
+    <w:bookmarkStart w:id="41" w:name="problemas-frecuentes"/>
     <w:p>
       <w:pPr>
         <w:pStyle w:val="Heading2"/>
@@ -5245,8 +6609,8 @@
         </w:tc>
       </w:tr>
     </w:tbl>
-    <w:bookmarkEnd w:id="38"/>
-    <w:bookmarkEnd w:id="39"/>
+    <w:bookmarkEnd w:id="41"/>
+    <w:bookmarkEnd w:id="42"/>
     <w:sectPr/>
   </w:body>
 </w:document>
@@ -5432,6 +6796,82 @@
       <w:start w:val="1"/>
       <w:numFmt w:val="decimal"/>
       <w:lvlText w:val="%9."/>
+      <w:lvlJc w:val="left"/>
+      <w:pPr>
+        <w:ind w:left="6480" w:hanging="480"/>
+      </w:pPr>
+    </w:lvl>
+  </w:abstractNum>
+  <w:abstractNum w:abstractNumId="991">
+    <w:nsid w:val="A991"/>
+    <w:multiLevelType w:val="multilevel"/>
+    <w:lvl w:ilvl="0">
+      <w:numFmt w:val="bullet"/>
+      <w:lvlText w:val="•"/>
+      <w:lvlJc w:val="left"/>
+      <w:pPr>
+        <w:ind w:left="720" w:hanging="480"/>
+      </w:pPr>
+    </w:lvl>
+    <w:lvl w:ilvl="1">
+      <w:numFmt w:val="bullet"/>
+      <w:lvlText w:val="–"/>
+      <w:lvlJc w:val="left"/>
+      <w:pPr>
+        <w:ind w:left="1440" w:hanging="480"/>
+      </w:pPr>
+    </w:lvl>
+    <w:lvl w:ilvl="2">
+      <w:numFmt w:val="bullet"/>
+      <w:lvlText w:val="•"/>
+      <w:lvlJc w:val="left"/>
+      <w:pPr>
+        <w:ind w:left="2160" w:hanging="480"/>
+      </w:pPr>
+    </w:lvl>
+    <w:lvl w:ilvl="3">
+      <w:numFmt w:val="bullet"/>
+      <w:lvlText w:val="–"/>
+      <w:lvlJc w:val="left"/>
+      <w:pPr>
+        <w:ind w:left="2880" w:hanging="480"/>
+      </w:pPr>
+    </w:lvl>
+    <w:lvl w:ilvl="4">
+      <w:numFmt w:val="bullet"/>
+      <w:lvlText w:val="•"/>
+      <w:lvlJc w:val="left"/>
+      <w:pPr>
+        <w:ind w:left="3600" w:hanging="480"/>
+      </w:pPr>
+    </w:lvl>
+    <w:lvl w:ilvl="5">
+      <w:numFmt w:val="bullet"/>
+      <w:lvlText w:val="–"/>
+      <w:lvlJc w:val="left"/>
+      <w:pPr>
+        <w:ind w:left="4320" w:hanging="480"/>
+      </w:pPr>
+    </w:lvl>
+    <w:lvl w:ilvl="6">
+      <w:numFmt w:val="bullet"/>
+      <w:lvlText w:val="•"/>
+      <w:lvlJc w:val="left"/>
+      <w:pPr>
+        <w:ind w:left="5040" w:hanging="480"/>
+      </w:pPr>
+    </w:lvl>
+    <w:lvl w:ilvl="7">
+      <w:numFmt w:val="bullet"/>
+      <w:lvlText w:val="–"/>
+      <w:lvlJc w:val="left"/>
+      <w:pPr>
+        <w:ind w:left="5760" w:hanging="480"/>
+      </w:pPr>
+    </w:lvl>
+    <w:lvl w:ilvl="8">
+      <w:numFmt w:val="bullet"/>
+      <w:lvlText w:val="•"/>
       <w:lvlJc w:val="left"/>
       <w:pPr>
         <w:ind w:left="6480" w:hanging="480"/>
@@ -5470,6 +6910,39 @@
     <w:lvlOverride w:ilvl="8">
       <w:startOverride w:val="1"/>
     </w:lvlOverride>
+  </w:num>
+  <w:num w:numId="1002">
+    <w:abstractNumId w:val="99411"/>
+    <w:lvlOverride w:ilvl="0">
+      <w:startOverride w:val="1"/>
+    </w:lvlOverride>
+    <w:lvlOverride w:ilvl="1">
+      <w:startOverride w:val="1"/>
+    </w:lvlOverride>
+    <w:lvlOverride w:ilvl="2">
+      <w:startOverride w:val="1"/>
+    </w:lvlOverride>
+    <w:lvlOverride w:ilvl="3">
+      <w:startOverride w:val="1"/>
+    </w:lvlOverride>
+    <w:lvlOverride w:ilvl="4">
+      <w:startOverride w:val="1"/>
+    </w:lvlOverride>
+    <w:lvlOverride w:ilvl="5">
+      <w:startOverride w:val="1"/>
+    </w:lvlOverride>
+    <w:lvlOverride w:ilvl="6">
+      <w:startOverride w:val="1"/>
+    </w:lvlOverride>
+    <w:lvlOverride w:ilvl="7">
+      <w:startOverride w:val="1"/>
+    </w:lvlOverride>
+    <w:lvlOverride w:ilvl="8">
+      <w:startOverride w:val="1"/>
+    </w:lvlOverride>
+  </w:num>
+  <w:num w:numId="1003">
+    <w:abstractNumId w:val="991"/>
   </w:num>
 </w:numbering>
 </file>

--- a/docs/para-drive/Manual de instalación.docx
+++ b/docs/para-drive/Manual de instalación.docx
@@ -2,7 +2,7 @@
 <file path=word/document.xml><?xml version="1.0" encoding="utf-8"?>
 <w:document xmlns:w="http://schemas.openxmlformats.org/wordprocessingml/2006/main" xmlns:m="http://schemas.openxmlformats.org/officeDocument/2006/math" xmlns:r="http://schemas.openxmlformats.org/officeDocument/2006/relationships" xmlns:o="urn:schemas-microsoft-com:office:office" xmlns:v="urn:schemas-microsoft-com:vml" xmlns:w10="urn:schemas-microsoft-com:office:word" xmlns:a="http://schemas.openxmlformats.org/drawingml/2006/main" xmlns:pic="http://schemas.openxmlformats.org/drawingml/2006/picture" xmlns:wp="http://schemas.openxmlformats.org/drawingml/2006/wordprocessingDrawing">
   <w:body>
-    <w:bookmarkStart w:id="42" w:name="manual-de-instalación-arte-odontológico"/>
+    <w:bookmarkStart w:id="43" w:name="manual-de-instalación-arte-odontológico"/>
     <w:p>
       <w:pPr>
         <w:pStyle w:val="Heading1"/>
@@ -1037,6 +1037,56 @@
           </w:p>
         </w:tc>
       </w:tr>
+      <w:tr>
+        <w:tc>
+          <w:tcPr/>
+          <w:p>
+            <w:pPr>
+              <w:pStyle w:val="Compact"/>
+              <w:jc w:val="left"/>
+            </w:pPr>
+            <w:r>
+              <w:rPr>
+                <w:rStyle w:val="VerbatimChar"/>
+              </w:rPr>
+              <w:t xml:space="preserve">006_superadmin_y_odontograma.sql</w:t>
+            </w:r>
+          </w:p>
+        </w:tc>
+        <w:tc>
+          <w:tcPr/>
+          <w:p>
+            <w:pPr>
+              <w:pStyle w:val="Compact"/>
+              <w:jc w:val="left"/>
+            </w:pPr>
+            <w:r>
+              <w:t xml:space="preserve">Rol del dueño (</w:t>
+            </w:r>
+            <w:r>
+              <w:rPr>
+                <w:rStyle w:val="VerbatimChar"/>
+              </w:rPr>
+              <w:t xml:space="preserve">superadmin</w:t>
+            </w:r>
+            <w:r>
+              <w:t xml:space="preserve">), estado de las correcciones de la historia (pendiente, vigente, rechazada) y tabla</w:t>
+            </w:r>
+            <w:r>
+              <w:t xml:space="preserve"> </w:t>
+            </w:r>
+            <w:r>
+              <w:rPr>
+                <w:rStyle w:val="VerbatimChar"/>
+              </w:rPr>
+              <w:t xml:space="preserve">odontograma</w:t>
+            </w:r>
+            <w:r>
+              <w:t xml:space="preserve">. Conserva los datos: las entradas existentes quedan vigentes</w:t>
+            </w:r>
+          </w:p>
+        </w:tc>
+      </w:tr>
     </w:tbl>
     <w:p>
       <w:pPr>
@@ -1588,7 +1638,7 @@
     </w:p>
     <w:bookmarkEnd w:id="26"/>
     <w:bookmarkEnd w:id="27"/>
-    <w:bookmarkStart w:id="32" w:name="backend"/>
+    <w:bookmarkStart w:id="33" w:name="backend"/>
     <w:p>
       <w:pPr>
         <w:pStyle w:val="Heading2"/>
@@ -2874,37 +2924,31 @@
               <w:rPr>
                 <w:rStyle w:val="VerbatimChar"/>
               </w:rPr>
-              <w:t xml:space="preserve">WHATSAPP_MODO</w:t>
-            </w:r>
-          </w:p>
-        </w:tc>
-        <w:tc>
-          <w:tcPr/>
-          <w:p>
-            <w:pPr>
-              <w:pStyle w:val="Compact"/>
-              <w:jc w:val="left"/>
-            </w:pPr>
-            <w:r>
-              <w:t xml:space="preserve">No</w:t>
-            </w:r>
-          </w:p>
-        </w:tc>
-        <w:tc>
-          <w:tcPr/>
-          <w:p>
-            <w:pPr>
-              <w:pStyle w:val="Compact"/>
-              <w:jc w:val="left"/>
-            </w:pPr>
-            <w:r>
-              <w:rPr>
-                <w:rStyle w:val="VerbatimChar"/>
-              </w:rPr>
-              <w:t xml:space="preserve">manual</w:t>
-            </w:r>
-            <w:r>
-              <w:t xml:space="preserve">,</w:t>
+              <w:t xml:space="preserve">SUPERADMIN_CLAVE</w:t>
+            </w:r>
+          </w:p>
+        </w:tc>
+        <w:tc>
+          <w:tcPr/>
+          <w:p>
+            <w:pPr>
+              <w:pStyle w:val="Compact"/>
+              <w:jc w:val="left"/>
+            </w:pPr>
+            <w:r>
+              <w:t xml:space="preserve">Sí, para crear al dueño</w:t>
+            </w:r>
+          </w:p>
+        </w:tc>
+        <w:tc>
+          <w:tcPr/>
+          <w:p>
+            <w:pPr>
+              <w:pStyle w:val="Compact"/>
+              <w:jc w:val="left"/>
+            </w:pPr>
+            <w:r>
+              <w:t xml:space="preserve">Clave especial que pide</w:t>
             </w:r>
             <w:r>
               <w:t xml:space="preserve"> </w:t>
@@ -2913,55 +2957,22 @@
               <w:rPr>
                 <w:rStyle w:val="VerbatimChar"/>
               </w:rPr>
-              <w:t xml:space="preserve">consola</w:t>
-            </w:r>
-            <w:r>
-              <w:t xml:space="preserve">,</w:t>
-            </w:r>
-            <w:r>
-              <w:t xml:space="preserve"> </w:t>
-            </w:r>
-            <w:r>
-              <w:rPr>
-                <w:rStyle w:val="VerbatimChar"/>
-              </w:rPr>
-              <w:t xml:space="preserve">twilio</w:t>
-            </w:r>
-            <w:r>
-              <w:t xml:space="preserve"> </w:t>
-            </w:r>
-            <w:r>
-              <w:t xml:space="preserve">o</w:t>
-            </w:r>
-            <w:r>
-              <w:t xml:space="preserve"> </w:t>
-            </w:r>
-            <w:r>
-              <w:rPr>
-                <w:rStyle w:val="VerbatimChar"/>
-              </w:rPr>
-              <w:t xml:space="preserve">api</w:t>
-            </w:r>
-            <w:r>
-              <w:t xml:space="preserve"> </w:t>
-            </w:r>
-            <w:r>
-              <w:t xml:space="preserve">(ver sección 7)</w:t>
-            </w:r>
-          </w:p>
-        </w:tc>
-        <w:tc>
-          <w:tcPr/>
-          <w:p>
-            <w:pPr>
-              <w:pStyle w:val="Compact"/>
-              <w:jc w:val="left"/>
-            </w:pPr>
-            <w:r>
-              <w:rPr>
-                <w:rStyle w:val="VerbatimChar"/>
-              </w:rPr>
-              <w:t xml:space="preserve">manual</w:t>
+              <w:t xml:space="preserve">npm run superadmin</w:t>
+            </w:r>
+            <w:r>
+              <w:t xml:space="preserve">. Solo la conoce el equipo técnico; no es la contraseña del dueño. Mínimo 16 caracteres</w:t>
+            </w:r>
+          </w:p>
+        </w:tc>
+        <w:tc>
+          <w:tcPr/>
+          <w:p>
+            <w:pPr>
+              <w:pStyle w:val="Compact"/>
+              <w:jc w:val="left"/>
+            </w:pPr>
+            <w:r>
+              <w:t xml:space="preserve">ver comando abajo</w:t>
             </w:r>
           </w:p>
         </w:tc>
@@ -2978,7 +2989,34 @@
               <w:rPr>
                 <w:rStyle w:val="VerbatimChar"/>
               </w:rPr>
-              <w:t xml:space="preserve">TWILIO_ACCOUNT_SID</w:t>
+              <w:t xml:space="preserve">WHATSAPP_MODO</w:t>
+            </w:r>
+          </w:p>
+        </w:tc>
+        <w:tc>
+          <w:tcPr/>
+          <w:p>
+            <w:pPr>
+              <w:pStyle w:val="Compact"/>
+              <w:jc w:val="left"/>
+            </w:pPr>
+            <w:r>
+              <w:t xml:space="preserve">No</w:t>
+            </w:r>
+          </w:p>
+        </w:tc>
+        <w:tc>
+          <w:tcPr/>
+          <w:p>
+            <w:pPr>
+              <w:pStyle w:val="Compact"/>
+              <w:jc w:val="left"/>
+            </w:pPr>
+            <w:r>
+              <w:rPr>
+                <w:rStyle w:val="VerbatimChar"/>
+              </w:rPr>
+              <w:t xml:space="preserve">manual</w:t>
             </w:r>
             <w:r>
               <w:t xml:space="preserve">,</w:t>
@@ -2990,7 +3028,7 @@
               <w:rPr>
                 <w:rStyle w:val="VerbatimChar"/>
               </w:rPr>
-              <w:t xml:space="preserve">TWILIO_AUTH_TOKEN</w:t>
+              <w:t xml:space="preserve">consola</w:t>
             </w:r>
             <w:r>
               <w:t xml:space="preserve">,</w:t>
@@ -3002,52 +3040,43 @@
               <w:rPr>
                 <w:rStyle w:val="VerbatimChar"/>
               </w:rPr>
-              <w:t xml:space="preserve">TWILIO_WHATSAPP_DESDE</w:t>
-            </w:r>
-          </w:p>
-        </w:tc>
-        <w:tc>
-          <w:tcPr/>
-          <w:p>
-            <w:pPr>
-              <w:pStyle w:val="Compact"/>
-              <w:jc w:val="left"/>
-            </w:pPr>
-            <w:r>
-              <w:t xml:space="preserve">Solo modo</w:t>
+              <w:t xml:space="preserve">twilio</w:t>
             </w:r>
             <w:r>
               <w:t xml:space="preserve"> </w:t>
             </w:r>
             <w:r>
-              <w:rPr>
-                <w:rStyle w:val="VerbatimChar"/>
-              </w:rPr>
-              <w:t xml:space="preserve">twilio</w:t>
-            </w:r>
-          </w:p>
-        </w:tc>
-        <w:tc>
-          <w:tcPr/>
-          <w:p>
-            <w:pPr>
-              <w:pStyle w:val="Compact"/>
-              <w:jc w:val="left"/>
-            </w:pPr>
-            <w:r>
-              <w:t xml:space="preserve">Credenciales de Twilio y número del sandbox</w:t>
-            </w:r>
-          </w:p>
-        </w:tc>
-        <w:tc>
-          <w:tcPr/>
-          <w:p>
-            <w:pPr>
-              <w:pStyle w:val="Compact"/>
-              <w:jc w:val="left"/>
-            </w:pPr>
-            <w:r>
-              <w:t xml:space="preserve">—</w:t>
+              <w:t xml:space="preserve">o</w:t>
+            </w:r>
+            <w:r>
+              <w:t xml:space="preserve"> </w:t>
+            </w:r>
+            <w:r>
+              <w:rPr>
+                <w:rStyle w:val="VerbatimChar"/>
+              </w:rPr>
+              <w:t xml:space="preserve">api</w:t>
+            </w:r>
+            <w:r>
+              <w:t xml:space="preserve"> </w:t>
+            </w:r>
+            <w:r>
+              <w:t xml:space="preserve">(ver sección 7)</w:t>
+            </w:r>
+          </w:p>
+        </w:tc>
+        <w:tc>
+          <w:tcPr/>
+          <w:p>
+            <w:pPr>
+              <w:pStyle w:val="Compact"/>
+              <w:jc w:val="left"/>
+            </w:pPr>
+            <w:r>
+              <w:rPr>
+                <w:rStyle w:val="VerbatimChar"/>
+              </w:rPr>
+              <w:t xml:space="preserve">manual</w:t>
             </w:r>
           </w:p>
         </w:tc>
@@ -3064,7 +3093,7 @@
               <w:rPr>
                 <w:rStyle w:val="VerbatimChar"/>
               </w:rPr>
-              <w:t xml:space="preserve">WHATSAPP_TOKEN</w:t>
+              <w:t xml:space="preserve">TWILIO_ACCOUNT_SID</w:t>
             </w:r>
             <w:r>
               <w:t xml:space="preserve">,</w:t>
@@ -3076,7 +3105,19 @@
               <w:rPr>
                 <w:rStyle w:val="VerbatimChar"/>
               </w:rPr>
-              <w:t xml:space="preserve">WHATSAPP_PHONE_ID</w:t>
+              <w:t xml:space="preserve">TWILIO_AUTH_TOKEN</w:t>
+            </w:r>
+            <w:r>
+              <w:t xml:space="preserve">,</w:t>
+            </w:r>
+            <w:r>
+              <w:t xml:space="preserve"> </w:t>
+            </w:r>
+            <w:r>
+              <w:rPr>
+                <w:rStyle w:val="VerbatimChar"/>
+              </w:rPr>
+              <w:t xml:space="preserve">TWILIO_WHATSAPP_DESDE</w:t>
             </w:r>
           </w:p>
         </w:tc>
@@ -3097,19 +3138,19 @@
               <w:rPr>
                 <w:rStyle w:val="VerbatimChar"/>
               </w:rPr>
-              <w:t xml:space="preserve">api</w:t>
-            </w:r>
-          </w:p>
-        </w:tc>
-        <w:tc>
-          <w:tcPr/>
-          <w:p>
-            <w:pPr>
-              <w:pStyle w:val="Compact"/>
-              <w:jc w:val="left"/>
-            </w:pPr>
-            <w:r>
-              <w:t xml:space="preserve">Credenciales de Meta</w:t>
+              <w:t xml:space="preserve">twilio</w:t>
+            </w:r>
+          </w:p>
+        </w:tc>
+        <w:tc>
+          <w:tcPr/>
+          <w:p>
+            <w:pPr>
+              <w:pStyle w:val="Compact"/>
+              <w:jc w:val="left"/>
+            </w:pPr>
+            <w:r>
+              <w:t xml:space="preserve">Credenciales de Twilio y número del sandbox</w:t>
             </w:r>
           </w:p>
         </w:tc>
@@ -3138,6 +3179,80 @@
               <w:rPr>
                 <w:rStyle w:val="VerbatimChar"/>
               </w:rPr>
+              <w:t xml:space="preserve">WHATSAPP_TOKEN</w:t>
+            </w:r>
+            <w:r>
+              <w:t xml:space="preserve">,</w:t>
+            </w:r>
+            <w:r>
+              <w:t xml:space="preserve"> </w:t>
+            </w:r>
+            <w:r>
+              <w:rPr>
+                <w:rStyle w:val="VerbatimChar"/>
+              </w:rPr>
+              <w:t xml:space="preserve">WHATSAPP_PHONE_ID</w:t>
+            </w:r>
+          </w:p>
+        </w:tc>
+        <w:tc>
+          <w:tcPr/>
+          <w:p>
+            <w:pPr>
+              <w:pStyle w:val="Compact"/>
+              <w:jc w:val="left"/>
+            </w:pPr>
+            <w:r>
+              <w:t xml:space="preserve">Solo modo</w:t>
+            </w:r>
+            <w:r>
+              <w:t xml:space="preserve"> </w:t>
+            </w:r>
+            <w:r>
+              <w:rPr>
+                <w:rStyle w:val="VerbatimChar"/>
+              </w:rPr>
+              <w:t xml:space="preserve">api</w:t>
+            </w:r>
+          </w:p>
+        </w:tc>
+        <w:tc>
+          <w:tcPr/>
+          <w:p>
+            <w:pPr>
+              <w:pStyle w:val="Compact"/>
+              <w:jc w:val="left"/>
+            </w:pPr>
+            <w:r>
+              <w:t xml:space="preserve">Credenciales de Meta</w:t>
+            </w:r>
+          </w:p>
+        </w:tc>
+        <w:tc>
+          <w:tcPr/>
+          <w:p>
+            <w:pPr>
+              <w:pStyle w:val="Compact"/>
+              <w:jc w:val="left"/>
+            </w:pPr>
+            <w:r>
+              <w:t xml:space="preserve">—</w:t>
+            </w:r>
+          </w:p>
+        </w:tc>
+      </w:tr>
+      <w:tr>
+        <w:tc>
+          <w:tcPr/>
+          <w:p>
+            <w:pPr>
+              <w:pStyle w:val="Compact"/>
+              <w:jc w:val="left"/>
+            </w:pPr>
+            <w:r>
+              <w:rPr>
+                <w:rStyle w:val="VerbatimChar"/>
+              </w:rPr>
               <w:t xml:space="preserve">WHATSAPP_PLANTILLA_*</w:t>
             </w:r>
           </w:p>
@@ -3247,6 +3362,64 @@
         <w:t xml:space="preserve">"console.log(require('crypto').randomBytes(48).toString('hex'))"</w:t>
       </w:r>
     </w:p>
+    <w:p>
+      <w:pPr>
+        <w:pStyle w:val="FirstParagraph"/>
+      </w:pPr>
+      <w:r>
+        <w:t xml:space="preserve">Generar</w:t>
+      </w:r>
+      <w:r>
+        <w:t xml:space="preserve"> </w:t>
+      </w:r>
+      <w:r>
+        <w:rPr>
+          <w:rStyle w:val="VerbatimChar"/>
+        </w:rPr>
+        <w:t xml:space="preserve">SUPERADMIN_CLAVE</w:t>
+      </w:r>
+      <w:r>
+        <w:t xml:space="preserve"> </w:t>
+      </w:r>
+      <w:r>
+        <w:t xml:space="preserve">(guardarla en un lugar seguro del equipo técnico):</w:t>
+      </w:r>
+    </w:p>
+    <w:p>
+      <w:pPr>
+        <w:pStyle w:val="SourceCode"/>
+      </w:pPr>
+      <w:r>
+        <w:rPr>
+          <w:rStyle w:val="ExtensionTok"/>
+        </w:rPr>
+        <w:t xml:space="preserve">node</w:t>
+      </w:r>
+      <w:r>
+        <w:rPr>
+          <w:rStyle w:val="NormalTok"/>
+        </w:rPr>
+        <w:t xml:space="preserve"> </w:t>
+      </w:r>
+      <w:r>
+        <w:rPr>
+          <w:rStyle w:val="AttributeTok"/>
+        </w:rPr>
+        <w:t xml:space="preserve">-e</w:t>
+      </w:r>
+      <w:r>
+        <w:rPr>
+          <w:rStyle w:val="NormalTok"/>
+        </w:rPr>
+        <w:t xml:space="preserve"> </w:t>
+      </w:r>
+      <w:r>
+        <w:rPr>
+          <w:rStyle w:val="StringTok"/>
+        </w:rPr>
+        <w:t xml:space="preserve">"console.log(require('crypto').randomBytes(24).toString('base64url'))"</w:t>
+      </w:r>
+    </w:p>
     <w:bookmarkEnd w:id="29"/>
     <w:bookmarkStart w:id="30" w:name="X17b4c06718d9978f7bdad79a320fa1fbeb39e77"/>
     <w:p>
@@ -3279,7 +3452,7 @@
         <w:pStyle w:val="FirstParagraph"/>
       </w:pPr>
       <w:r>
-        <w:t xml:space="preserve">El script pide nombre, documento, correo, teléfono y contraseña (mínimo 8 caracteres, con letra y número). La contraseña se guarda cifrada con bcrypt.</w:t>
+        <w:t xml:space="preserve">El script pide nombre, documento, correo, teléfono y contraseña (mínimo 8 caracteres, con letra y número). La contraseña se guarda cifrada con bcrypt. Sirve para crear el</w:t>
       </w:r>
       <w:r>
         <w:t xml:space="preserve"> </w:t>
@@ -3289,10 +3462,26 @@
           <w:bCs/>
           <w:b/>
         </w:rPr>
-        <w:t xml:space="preserve">Es la única forma de crear un administrador</w:t>
-      </w:r>
-      <w:r>
-        <w:t xml:space="preserve">: no existe ninguna pantalla ni ruta de la API para hacerlo.</w:t>
+        <w:t xml:space="preserve">primer</w:t>
+      </w:r>
+      <w:r>
+        <w:t xml:space="preserve"> </w:t>
+      </w:r>
+      <w:r>
+        <w:t xml:space="preserve">administrador. Después, el dueño puede crear más desde el panel (sección</w:t>
+      </w:r>
+      <w:r>
+        <w:t xml:space="preserve"> </w:t>
+      </w:r>
+      <w:r>
+        <w:rPr>
+          <w:bCs/>
+          <w:b/>
+        </w:rPr>
+        <w:t xml:space="preserve">Equipo</w:t>
+      </w:r>
+      <w:r>
+        <w:t xml:space="preserve">); fuera de eso no hay ninguna ruta pública para crear administradores.</w:t>
       </w:r>
     </w:p>
     <w:p>
@@ -3328,13 +3517,151 @@
         <w:t xml:space="preserve">Pide el correo del administrador y la contraseña nueva dos veces.</w:t>
       </w:r>
     </w:p>
+    <w:p>
+      <w:pPr>
+        <w:pStyle w:val="BodyText"/>
+      </w:pPr>
+      <w:r>
+        <w:t xml:space="preserve">Después de crear al dueño, también puede crear y gestionar administradores desde el panel (sección</w:t>
+      </w:r>
+      <w:r>
+        <w:t xml:space="preserve"> </w:t>
+      </w:r>
+      <w:r>
+        <w:rPr>
+          <w:bCs/>
+          <w:b/>
+        </w:rPr>
+        <w:t xml:space="preserve">Equipo</w:t>
+      </w:r>
+      <w:r>
+        <w:t xml:space="preserve">).</w:t>
+      </w:r>
+    </w:p>
     <w:bookmarkEnd w:id="30"/>
-    <w:bookmarkStart w:id="31" w:name="arrancar"/>
+    <w:bookmarkStart w:id="31" w:name="X74e46fb6a96f0439db58be1f7fb0f7837b448d3"/>
     <w:p>
       <w:pPr>
         <w:pStyle w:val="Heading3"/>
       </w:pPr>
       <w:r>
+        <w:t xml:space="preserve">6.3.1 Crear o editar la cuenta del dueño (superadmin)</w:t>
+      </w:r>
+    </w:p>
+    <w:p>
+      <w:pPr>
+        <w:pStyle w:val="SourceCode"/>
+      </w:pPr>
+      <w:r>
+        <w:rPr>
+          <w:rStyle w:val="ExtensionTok"/>
+        </w:rPr>
+        <w:t xml:space="preserve">npm</w:t>
+      </w:r>
+      <w:r>
+        <w:rPr>
+          <w:rStyle w:val="NormalTok"/>
+        </w:rPr>
+        <w:t xml:space="preserve"> run superadmin</w:t>
+      </w:r>
+    </w:p>
+    <w:p>
+      <w:pPr>
+        <w:pStyle w:val="FirstParagraph"/>
+      </w:pPr>
+      <w:r>
+        <w:t xml:space="preserve">Pide la</w:t>
+      </w:r>
+      <w:r>
+        <w:t xml:space="preserve"> </w:t>
+      </w:r>
+      <w:r>
+        <w:rPr>
+          <w:bCs/>
+          <w:b/>
+        </w:rPr>
+        <w:t xml:space="preserve">clave especial</w:t>
+      </w:r>
+      <w:r>
+        <w:t xml:space="preserve"> </w:t>
+      </w:r>
+      <w:r>
+        <w:t xml:space="preserve">(</w:t>
+      </w:r>
+      <w:r>
+        <w:rPr>
+          <w:rStyle w:val="VerbatimChar"/>
+        </w:rPr>
+        <w:t xml:space="preserve">SUPERADMIN_CLAVE</w:t>
+      </w:r>
+      <w:r>
+        <w:t xml:space="preserve">) y el</w:t>
+      </w:r>
+      <w:r>
+        <w:t xml:space="preserve"> </w:t>
+      </w:r>
+      <w:r>
+        <w:rPr>
+          <w:bCs/>
+          <w:b/>
+        </w:rPr>
+        <w:t xml:space="preserve">correo del dueño</w:t>
+      </w:r>
+      <w:r>
+        <w:t xml:space="preserve">:</w:t>
+      </w:r>
+    </w:p>
+    <w:p>
+      <w:pPr>
+        <w:numPr>
+          <w:ilvl w:val="0"/>
+          <w:numId w:val="1002"/>
+        </w:numPr>
+        <w:pStyle w:val="Compact"/>
+      </w:pPr>
+      <w:r>
+        <w:t xml:space="preserve">Si el correo no existe, crea la cuenta del dueño: nombre, documento, celular y contraseña.</w:t>
+      </w:r>
+    </w:p>
+    <w:p>
+      <w:pPr>
+        <w:numPr>
+          <w:ilvl w:val="0"/>
+          <w:numId w:val="1002"/>
+        </w:numPr>
+        <w:pStyle w:val="Compact"/>
+      </w:pPr>
+      <w:r>
+        <w:t xml:space="preserve">Si ya es la cuenta del dueño, permite cambiar su nombre, su celular y su contraseña (lo que se deje en blanco no cambia) y la reactiva si estaba desactivada. Sirve también si el dueño olvida su contraseña.</w:t>
+      </w:r>
+    </w:p>
+    <w:p>
+      <w:pPr>
+        <w:numPr>
+          <w:ilvl w:val="0"/>
+          <w:numId w:val="1002"/>
+        </w:numPr>
+        <w:pStyle w:val="Compact"/>
+      </w:pPr>
+      <w:r>
+        <w:t xml:space="preserve">Si la clave especial es incorrecta, o el correo es de un administrador, no hace nada.</w:t>
+      </w:r>
+    </w:p>
+    <w:p>
+      <w:pPr>
+        <w:pStyle w:val="FirstParagraph"/>
+      </w:pPr>
+      <w:r>
+        <w:t xml:space="preserve">No existe ninguna pantalla ni ruta de la API para crear o editar al dueño.</w:t>
+      </w:r>
+    </w:p>
+    <w:bookmarkEnd w:id="31"/>
+    <w:bookmarkStart w:id="32" w:name="arrancar"/>
+    <w:p>
+      <w:pPr>
+        <w:pStyle w:val="Heading3"/>
+      </w:pPr>
+      <w:r>
         <w:t xml:space="preserve">6.4 Arrancar</w:t>
       </w:r>
     </w:p>
@@ -3457,9 +3784,9 @@
         <w:t xml:space="preserve">.</w:t>
       </w:r>
     </w:p>
-    <w:bookmarkEnd w:id="31"/>
     <w:bookmarkEnd w:id="32"/>
-    <w:bookmarkStart w:id="35" w:name="notificaciones-por-whatsapp"/>
+    <w:bookmarkEnd w:id="33"/>
+    <w:bookmarkStart w:id="36" w:name="notificaciones-por-whatsapp"/>
     <w:p>
       <w:pPr>
         <w:pStyle w:val="Heading2"/>
@@ -3732,7 +4059,7 @@
       <w:r>
         <w:t xml:space="preserve"> </w:t>
       </w:r>
-      <w:hyperlink r:id="rId33">
+      <w:hyperlink r:id="rId34">
         <w:r>
           <w:rPr>
             <w:rStyle w:val="Hyperlink"/>
@@ -3901,7 +4228,7 @@
       <w:r>
         <w:t xml:space="preserve"> </w:t>
       </w:r>
-      <w:hyperlink r:id="rId34">
+      <w:hyperlink r:id="rId35">
         <w:r>
           <w:rPr>
             <w:rStyle w:val="Hyperlink"/>
@@ -4266,8 +4593,8 @@
         <w:t xml:space="preserve">en Linux.</w:t>
       </w:r>
     </w:p>
-    <w:bookmarkEnd w:id="35"/>
-    <w:bookmarkStart w:id="39" w:name="frontend-y-publicación"/>
+    <w:bookmarkEnd w:id="36"/>
+    <w:bookmarkStart w:id="40" w:name="frontend-y-publicación"/>
     <w:p>
       <w:pPr>
         <w:pStyle w:val="Heading2"/>
@@ -4423,7 +4750,7 @@
         <w:t xml:space="preserve">, en el mismo dominio.</w:t>
       </w:r>
     </w:p>
-    <w:bookmarkStart w:id="36" w:name="cómo-se-publica"/>
+    <w:bookmarkStart w:id="37" w:name="cómo-se-publica"/>
     <w:p>
       <w:pPr>
         <w:pStyle w:val="Heading3"/>
@@ -4520,8 +4847,8 @@
         <w:t xml:space="preserve">Requisitos de cualquier servidor: Node.js 20 o superior, MySQL 8 accesible desde el backend, HTTPS, proceso siempre encendido (los recordatorios se revisan cada 30 minutos dentro del mismo proceso, así que no sirven planes que apagan el servicio cuando no hay visitas) y las variables de entorno en el panel del proveedor, no en archivos.</w:t>
       </w:r>
     </w:p>
-    <w:bookmarkEnd w:id="36"/>
-    <w:bookmarkStart w:id="37" w:name="X42dbc7a02613852572f68cc5b8f7362f378a7e4"/>
+    <w:bookmarkEnd w:id="37"/>
+    <w:bookmarkStart w:id="38" w:name="X42dbc7a02613852572f68cc5b8f7362f378a7e4"/>
     <w:p>
       <w:pPr>
         <w:pStyle w:val="Heading3"/>
@@ -4555,7 +4882,7 @@
       <w:pPr>
         <w:numPr>
           <w:ilvl w:val="0"/>
-          <w:numId w:val="1002"/>
+          <w:numId w:val="1003"/>
         </w:numPr>
       </w:pPr>
       <w:r>
@@ -4566,7 +4893,7 @@
       <w:pPr>
         <w:numPr>
           <w:ilvl w:val="0"/>
-          <w:numId w:val="1002"/>
+          <w:numId w:val="1003"/>
         </w:numPr>
       </w:pPr>
       <w:r>
@@ -4629,7 +4956,7 @@
       <w:pPr>
         <w:numPr>
           <w:ilvl w:val="0"/>
-          <w:numId w:val="1002"/>
+          <w:numId w:val="1003"/>
         </w:numPr>
       </w:pPr>
       <w:r>
@@ -4653,7 +4980,7 @@
       <w:pPr>
         <w:numPr>
           <w:ilvl w:val="0"/>
-          <w:numId w:val="1002"/>
+          <w:numId w:val="1003"/>
         </w:numPr>
       </w:pPr>
       <w:r>
@@ -5078,7 +5405,7 @@
       <w:pPr>
         <w:numPr>
           <w:ilvl w:val="0"/>
-          <w:numId w:val="1002"/>
+          <w:numId w:val="1003"/>
         </w:numPr>
       </w:pPr>
       <w:r>
@@ -5242,14 +5569,14 @@
         <w:t xml:space="preserve"> </w:t>
       </w:r>
       <w:r>
-        <w:t xml:space="preserve">con todas las tablas hasta la migración 005 y el catálogo inicial.</w:t>
+        <w:t xml:space="preserve">con todas las tablas hasta la migración 006 y el catálogo inicial.</w:t>
       </w:r>
     </w:p>
     <w:p>
       <w:pPr>
         <w:numPr>
           <w:ilvl w:val="0"/>
-          <w:numId w:val="1002"/>
+          <w:numId w:val="1003"/>
         </w:numPr>
       </w:pPr>
       <w:r>
@@ -5326,7 +5653,7 @@
       <w:pPr>
         <w:numPr>
           <w:ilvl w:val="0"/>
-          <w:numId w:val="1002"/>
+          <w:numId w:val="1003"/>
         </w:numPr>
       </w:pPr>
       <w:r>
@@ -5576,224 +5903,138 @@
         </w:numPr>
       </w:pPr>
       <w:r>
-        <w:t xml:space="preserve">Borrar el archivo después.</w:t>
+        <w:t xml:space="preserve">Para la cuenta del dueño, agregar</w:t>
+      </w:r>
+      <w:r>
+        <w:t xml:space="preserve"> </w:t>
+      </w:r>
+      <w:r>
+        <w:rPr>
+          <w:rStyle w:val="VerbatimChar"/>
+        </w:rPr>
+        <w:t xml:space="preserve">SUPERADMIN_CLAVE</w:t>
+      </w:r>
+      <w:r>
+        <w:t xml:space="preserve"> </w:t>
+      </w:r>
+      <w:r>
+        <w:t xml:space="preserve">al mismo archivo y ejecutar:</w:t>
       </w:r>
     </w:p>
     <w:p>
       <w:pPr>
         <w:numPr>
           <w:ilvl w:val="0"/>
-          <w:numId w:val="1002"/>
+          <w:numId w:val="1000"/>
         </w:numPr>
-      </w:pPr>
-      <w:r>
-        <w:t xml:space="preserve">Verificar:</w:t>
-      </w:r>
-      <w:r>
-        <w:t xml:space="preserve"> </w:t>
-      </w:r>
-      <w:r>
-        <w:rPr>
-          <w:rStyle w:val="VerbatimChar"/>
-        </w:rPr>
-        <w:t xml:space="preserve">https://DOMINIO/api/salud</w:t>
-      </w:r>
-      <w:r>
-        <w:t xml:space="preserve"> </w:t>
-      </w:r>
-      <w:r>
-        <w:t xml:space="preserve">responde</w:t>
-      </w:r>
-      <w:r>
-        <w:t xml:space="preserve"> </w:t>
-      </w:r>
-      <w:r>
-        <w:rPr>
-          <w:rStyle w:val="VerbatimChar"/>
-        </w:rPr>
-        <w:t xml:space="preserve">{"estado":"ok"}</w:t>
-      </w:r>
-      <w:r>
-        <w:t xml:space="preserve">, la página principal carga, se puede pedir una cita y llega el WhatsApp con un enlace que abre</w:t>
-      </w:r>
-      <w:r>
-        <w:t xml:space="preserve"> </w:t>
-      </w:r>
-      <w:r>
-        <w:rPr>
-          <w:rStyle w:val="VerbatimChar"/>
-        </w:rPr>
-        <w:t xml:space="preserve">https://DOMINIO/gestionar-cita.html</w:t>
-      </w:r>
-      <w:r>
+        <w:pStyle w:val="SourceCode"/>
+      </w:pPr>
+      <w:r>
+        <w:rPr>
+          <w:rStyle w:val="NormalTok"/>
+        </w:rPr>
+        <w:t xml:space="preserve">node </w:t>
+      </w:r>
+      <w:r>
+        <w:rPr>
+          <w:rStyle w:val="OperatorTok"/>
+        </w:rPr>
+        <w:t xml:space="preserve">-</w:t>
+      </w:r>
+      <w:r>
+        <w:rPr>
+          <w:rStyle w:val="NormalTok"/>
+        </w:rPr>
+        <w:t xml:space="preserve">r dotenv</w:t>
+      </w:r>
+      <w:r>
+        <w:rPr>
+          <w:rStyle w:val="OperatorTok"/>
+        </w:rPr>
+        <w:t xml:space="preserve">/</w:t>
+      </w:r>
+      <w:r>
+        <w:rPr>
+          <w:rStyle w:val="NormalTok"/>
+        </w:rPr>
+        <w:t xml:space="preserve">config src</w:t>
+      </w:r>
+      <w:r>
+        <w:rPr>
+          <w:rStyle w:val="OperatorTok"/>
+        </w:rPr>
+        <w:t xml:space="preserve">/</w:t>
+      </w:r>
+      <w:r>
+        <w:rPr>
+          <w:rStyle w:val="NormalTok"/>
+        </w:rPr>
+        <w:t xml:space="preserve">scripts</w:t>
+      </w:r>
+      <w:r>
+        <w:rPr>
+          <w:rStyle w:val="OperatorTok"/>
+        </w:rPr>
+        <w:t xml:space="preserve">/</w:t>
+      </w:r>
+      <w:r>
+        <w:rPr>
+          <w:rStyle w:val="NormalTok"/>
+        </w:rPr>
+        <w:t xml:space="preserve">superadmin</w:t>
+      </w:r>
+      <w:r>
+        <w:rPr>
+          <w:rStyle w:val="OperatorTok"/>
+        </w:rPr>
         <w:t xml:space="preserve">.</w:t>
       </w:r>
-    </w:p>
-    <w:p>
-      <w:pPr>
-        <w:pStyle w:val="FirstParagraph"/>
-      </w:pPr>
-      <w:r>
-        <w:t xml:space="preserve">Cada vez que se fusiona un PR en</w:t>
-      </w:r>
-      <w:r>
-        <w:t xml:space="preserve"> </w:t>
-      </w:r>
-      <w:r>
-        <w:rPr>
-          <w:rStyle w:val="VerbatimChar"/>
-        </w:rPr>
-        <w:t xml:space="preserve">main</w:t>
-      </w:r>
-      <w:r>
-        <w:t xml:space="preserve">, Railway vuelve a publicar solo. Si un cambio trae una migración nueva, se aplica antes con el mismo comando del paso 5 cambiando el archivo.</w:t>
-      </w:r>
-    </w:p>
-    <w:p>
-      <w:pPr>
-        <w:pStyle w:val="BodyText"/>
-      </w:pPr>
-      <w:r>
-        <w:rPr>
-          <w:bCs/>
-          <w:b/>
-        </w:rPr>
-        <w:t xml:space="preserve">Respaldos:</w:t>
-      </w:r>
-      <w:r>
-        <w:t xml:space="preserve"> </w:t>
-      </w:r>
-      <w:r>
-        <w:t xml:space="preserve">una vez por semana, y siempre antes de una migración:</w:t>
-      </w:r>
-    </w:p>
-    <w:p>
-      <w:pPr>
-        <w:pStyle w:val="SourceCode"/>
-      </w:pPr>
+      <w:r>
+        <w:rPr>
+          <w:rStyle w:val="FunctionTok"/>
+        </w:rPr>
+        <w:t xml:space="preserve">js</w:t>
+      </w:r>
+      <w:r>
+        <w:rPr>
+          <w:rStyle w:val="NormalTok"/>
+        </w:rPr>
+        <w:t xml:space="preserve"> dotenv_config_path</w:t>
+      </w:r>
       <w:r>
         <w:rPr>
           <w:rStyle w:val="OperatorTok"/>
         </w:rPr>
-        <w:t xml:space="preserve">&amp;</w:t>
-      </w:r>
-      <w:r>
-        <w:rPr>
-          <w:rStyle w:val="NormalTok"/>
-        </w:rPr>
-        <w:t xml:space="preserve"> </w:t>
-      </w:r>
-      <w:r>
-        <w:rPr>
-          <w:rStyle w:val="StringTok"/>
-        </w:rPr>
-        <w:t xml:space="preserve">"$bin\mysqldump.exe"</w:t>
-      </w:r>
-      <w:r>
-        <w:rPr>
-          <w:rStyle w:val="NormalTok"/>
-        </w:rPr>
-        <w:t xml:space="preserve"> </w:t>
+        <w:t xml:space="preserve">=.</w:t>
+      </w:r>
+      <w:r>
+        <w:rPr>
+          <w:rStyle w:val="FunctionTok"/>
+        </w:rPr>
+        <w:t xml:space="preserve">env</w:t>
       </w:r>
       <w:r>
         <w:rPr>
           <w:rStyle w:val="OperatorTok"/>
         </w:rPr>
-        <w:t xml:space="preserve">-</w:t>
-      </w:r>
-      <w:r>
-        <w:rPr>
-          <w:rStyle w:val="NormalTok"/>
-        </w:rPr>
-        <w:t xml:space="preserve">h HOST_PUBLICO </w:t>
-      </w:r>
-      <w:r>
-        <w:rPr>
-          <w:rStyle w:val="OperatorTok"/>
-        </w:rPr>
-        <w:t xml:space="preserve">-</w:t>
-      </w:r>
-      <w:r>
-        <w:rPr>
-          <w:rStyle w:val="NormalTok"/>
-        </w:rPr>
-        <w:t xml:space="preserve">P PUERTO_PUBLICO </w:t>
-      </w:r>
-      <w:r>
-        <w:rPr>
-          <w:rStyle w:val="OperatorTok"/>
-        </w:rPr>
-        <w:t xml:space="preserve">-</w:t>
-      </w:r>
-      <w:r>
-        <w:rPr>
-          <w:rStyle w:val="NormalTok"/>
-        </w:rPr>
-        <w:t xml:space="preserve">u root </w:t>
-      </w:r>
-      <w:r>
-        <w:rPr>
-          <w:rStyle w:val="OperatorTok"/>
-        </w:rPr>
-        <w:t xml:space="preserve">-</w:t>
-      </w:r>
-      <w:r>
-        <w:rPr>
-          <w:rStyle w:val="NormalTok"/>
-        </w:rPr>
-        <w:t xml:space="preserve">p </w:t>
-      </w:r>
-      <w:r>
-        <w:rPr>
-          <w:rStyle w:val="OperatorTok"/>
-        </w:rPr>
-        <w:t xml:space="preserve">--</w:t>
-      </w:r>
-      <w:r>
-        <w:rPr>
-          <w:rStyle w:val="NormalTok"/>
-        </w:rPr>
-        <w:t xml:space="preserve">result</w:t>
-      </w:r>
-      <w:r>
-        <w:rPr>
-          <w:rStyle w:val="OperatorTok"/>
-        </w:rPr>
-        <w:t xml:space="preserve">-</w:t>
-      </w:r>
-      <w:r>
-        <w:rPr>
-          <w:rStyle w:val="NormalTok"/>
-        </w:rPr>
-        <w:t xml:space="preserve">file</w:t>
-      </w:r>
-      <w:r>
-        <w:rPr>
-          <w:rStyle w:val="OperatorTok"/>
-        </w:rPr>
-        <w:t xml:space="preserve">=</w:t>
-      </w:r>
-      <w:r>
-        <w:rPr>
-          <w:rStyle w:val="StringTok"/>
-        </w:rPr>
-        <w:t xml:space="preserve">"respaldo-AAAA-MM-DD.sql"</w:t>
-      </w:r>
-      <w:r>
-        <w:rPr>
-          <w:rStyle w:val="NormalTok"/>
-        </w:rPr>
-        <w:t xml:space="preserve"> arte_odontologico</w:t>
-      </w:r>
-    </w:p>
-    <w:bookmarkEnd w:id="37"/>
-    <w:bookmarkStart w:id="38" w:name="otras-opciones"/>
-    <w:p>
-      <w:pPr>
-        <w:pStyle w:val="Heading3"/>
-      </w:pPr>
-      <w:r>
-        <w:t xml:space="preserve">8.3 Otras opciones</w:t>
+        <w:t xml:space="preserve">.</w:t>
+      </w:r>
+      <w:r>
+        <w:rPr>
+          <w:rStyle w:val="FunctionTok"/>
+        </w:rPr>
+        <w:t xml:space="preserve">railway</w:t>
+      </w:r>
+    </w:p>
+    <w:p>
+      <w:pPr>
+        <w:numPr>
+          <w:ilvl w:val="0"/>
+          <w:numId w:val="1000"/>
+        </w:numPr>
+      </w:pPr>
+      <w:r>
+        <w:t xml:space="preserve">Borrar el archivo después.</w:t>
       </w:r>
     </w:p>
     <w:p>
@@ -5802,57 +6043,222 @@
           <w:ilvl w:val="0"/>
           <w:numId w:val="1003"/>
         </w:numPr>
-        <w:pStyle w:val="Compact"/>
+      </w:pPr>
+      <w:r>
+        <w:t xml:space="preserve">Verificar:</w:t>
+      </w:r>
+      <w:r>
+        <w:t xml:space="preserve"> </w:t>
+      </w:r>
+      <w:r>
+        <w:rPr>
+          <w:rStyle w:val="VerbatimChar"/>
+        </w:rPr>
+        <w:t xml:space="preserve">https://DOMINIO/api/salud</w:t>
+      </w:r>
+      <w:r>
+        <w:t xml:space="preserve"> </w:t>
+      </w:r>
+      <w:r>
+        <w:t xml:space="preserve">responde</w:t>
+      </w:r>
+      <w:r>
+        <w:t xml:space="preserve"> </w:t>
+      </w:r>
+      <w:r>
+        <w:rPr>
+          <w:rStyle w:val="VerbatimChar"/>
+        </w:rPr>
+        <w:t xml:space="preserve">{"estado":"ok"}</w:t>
+      </w:r>
+      <w:r>
+        <w:t xml:space="preserve">, la página principal carga, se puede pedir una cita y llega el WhatsApp con un enlace que abre</w:t>
+      </w:r>
+      <w:r>
+        <w:t xml:space="preserve"> </w:t>
+      </w:r>
+      <w:r>
+        <w:rPr>
+          <w:rStyle w:val="VerbatimChar"/>
+        </w:rPr>
+        <w:t xml:space="preserve">https://DOMINIO/gestionar-cita.html</w:t>
+      </w:r>
+      <w:r>
+        <w:t xml:space="preserve">.</w:t>
+      </w:r>
+    </w:p>
+    <w:p>
+      <w:pPr>
+        <w:pStyle w:val="FirstParagraph"/>
+      </w:pPr>
+      <w:r>
+        <w:t xml:space="preserve">Cada vez que se fusiona un PR en</w:t>
+      </w:r>
+      <w:r>
+        <w:t xml:space="preserve"> </w:t>
+      </w:r>
+      <w:r>
+        <w:rPr>
+          <w:rStyle w:val="VerbatimChar"/>
+        </w:rPr>
+        <w:t xml:space="preserve">main</w:t>
+      </w:r>
+      <w:r>
+        <w:t xml:space="preserve">, Railway vuelve a publicar solo. Si un cambio trae una migración nueva, se aplica antes con el mismo comando del paso 5 cambiando el archivo.</w:t>
+      </w:r>
+    </w:p>
+    <w:p>
+      <w:pPr>
+        <w:pStyle w:val="BodyText"/>
       </w:pPr>
       <w:r>
         <w:rPr>
           <w:bCs/>
           <w:b/>
         </w:rPr>
-        <w:t xml:space="preserve">AWS Lightsail (instancia con Node.js):</w:t>
-      </w:r>
-      <w:r>
-        <w:t xml:space="preserve"> </w:t>
-      </w:r>
-      <w:r>
-        <w:t xml:space="preserve">precio fijo mensual y control total, pero hay que instalar MySQL, Nginx y el certificado HTTPS y mantener el servidor a mano. Con la misma estructura:</w:t>
-      </w:r>
-      <w:r>
-        <w:t xml:space="preserve"> </w:t>
-      </w:r>
-      <w:r>
-        <w:rPr>
-          <w:rStyle w:val="VerbatimChar"/>
-        </w:rPr>
-        <w:t xml:space="preserve">npm install</w:t>
-      </w:r>
-      <w:r>
-        <w:t xml:space="preserve"> </w:t>
-      </w:r>
-      <w:r>
-        <w:t xml:space="preserve">en la raíz y</w:t>
-      </w:r>
-      <w:r>
-        <w:t xml:space="preserve"> </w:t>
-      </w:r>
-      <w:r>
-        <w:rPr>
-          <w:rStyle w:val="VerbatimChar"/>
-        </w:rPr>
-        <w:t xml:space="preserve">npm start</w:t>
-      </w:r>
-      <w:r>
-        <w:t xml:space="preserve"> </w:t>
-      </w:r>
-      <w:r>
-        <w:t xml:space="preserve">con un gestor de procesos (pm2).</w:t>
+        <w:t xml:space="preserve">Respaldos:</w:t>
+      </w:r>
+      <w:r>
+        <w:t xml:space="preserve"> </w:t>
+      </w:r>
+      <w:r>
+        <w:t xml:space="preserve">una vez por semana, y siempre antes de una migración:</w:t>
+      </w:r>
+    </w:p>
+    <w:p>
+      <w:pPr>
+        <w:pStyle w:val="SourceCode"/>
+      </w:pPr>
+      <w:r>
+        <w:rPr>
+          <w:rStyle w:val="OperatorTok"/>
+        </w:rPr>
+        <w:t xml:space="preserve">&amp;</w:t>
+      </w:r>
+      <w:r>
+        <w:rPr>
+          <w:rStyle w:val="NormalTok"/>
+        </w:rPr>
+        <w:t xml:space="preserve"> </w:t>
+      </w:r>
+      <w:r>
+        <w:rPr>
+          <w:rStyle w:val="StringTok"/>
+        </w:rPr>
+        <w:t xml:space="preserve">"$bin\mysqldump.exe"</w:t>
+      </w:r>
+      <w:r>
+        <w:rPr>
+          <w:rStyle w:val="NormalTok"/>
+        </w:rPr>
+        <w:t xml:space="preserve"> </w:t>
+      </w:r>
+      <w:r>
+        <w:rPr>
+          <w:rStyle w:val="OperatorTok"/>
+        </w:rPr>
+        <w:t xml:space="preserve">-</w:t>
+      </w:r>
+      <w:r>
+        <w:rPr>
+          <w:rStyle w:val="NormalTok"/>
+        </w:rPr>
+        <w:t xml:space="preserve">h HOST_PUBLICO </w:t>
+      </w:r>
+      <w:r>
+        <w:rPr>
+          <w:rStyle w:val="OperatorTok"/>
+        </w:rPr>
+        <w:t xml:space="preserve">-</w:t>
+      </w:r>
+      <w:r>
+        <w:rPr>
+          <w:rStyle w:val="NormalTok"/>
+        </w:rPr>
+        <w:t xml:space="preserve">P PUERTO_PUBLICO </w:t>
+      </w:r>
+      <w:r>
+        <w:rPr>
+          <w:rStyle w:val="OperatorTok"/>
+        </w:rPr>
+        <w:t xml:space="preserve">-</w:t>
+      </w:r>
+      <w:r>
+        <w:rPr>
+          <w:rStyle w:val="NormalTok"/>
+        </w:rPr>
+        <w:t xml:space="preserve">u root </w:t>
+      </w:r>
+      <w:r>
+        <w:rPr>
+          <w:rStyle w:val="OperatorTok"/>
+        </w:rPr>
+        <w:t xml:space="preserve">-</w:t>
+      </w:r>
+      <w:r>
+        <w:rPr>
+          <w:rStyle w:val="NormalTok"/>
+        </w:rPr>
+        <w:t xml:space="preserve">p </w:t>
+      </w:r>
+      <w:r>
+        <w:rPr>
+          <w:rStyle w:val="OperatorTok"/>
+        </w:rPr>
+        <w:t xml:space="preserve">--</w:t>
+      </w:r>
+      <w:r>
+        <w:rPr>
+          <w:rStyle w:val="NormalTok"/>
+        </w:rPr>
+        <w:t xml:space="preserve">result</w:t>
+      </w:r>
+      <w:r>
+        <w:rPr>
+          <w:rStyle w:val="OperatorTok"/>
+        </w:rPr>
+        <w:t xml:space="preserve">-</w:t>
+      </w:r>
+      <w:r>
+        <w:rPr>
+          <w:rStyle w:val="NormalTok"/>
+        </w:rPr>
+        <w:t xml:space="preserve">file</w:t>
+      </w:r>
+      <w:r>
+        <w:rPr>
+          <w:rStyle w:val="OperatorTok"/>
+        </w:rPr>
+        <w:t xml:space="preserve">=</w:t>
+      </w:r>
+      <w:r>
+        <w:rPr>
+          <w:rStyle w:val="StringTok"/>
+        </w:rPr>
+        <w:t xml:space="preserve">"respaldo-AAAA-MM-DD.sql"</w:t>
+      </w:r>
+      <w:r>
+        <w:rPr>
+          <w:rStyle w:val="NormalTok"/>
+        </w:rPr>
+        <w:t xml:space="preserve"> arte_odontologico</w:t>
+      </w:r>
+    </w:p>
+    <w:bookmarkEnd w:id="38"/>
+    <w:bookmarkStart w:id="39" w:name="otras-opciones"/>
+    <w:p>
+      <w:pPr>
+        <w:pStyle w:val="Heading3"/>
+      </w:pPr>
+      <w:r>
+        <w:t xml:space="preserve">8.3 Otras opciones</w:t>
       </w:r>
     </w:p>
     <w:p>
       <w:pPr>
         <w:numPr>
           <w:ilvl w:val="0"/>
-          <w:numId w:val="1003"/>
+          <w:numId w:val="1004"/>
         </w:numPr>
         <w:pStyle w:val="Compact"/>
       </w:pPr>
@@ -5861,6 +6267,58 @@
           <w:bCs/>
           <w:b/>
         </w:rPr>
+        <w:t xml:space="preserve">AWS Lightsail (instancia con Node.js):</w:t>
+      </w:r>
+      <w:r>
+        <w:t xml:space="preserve"> </w:t>
+      </w:r>
+      <w:r>
+        <w:t xml:space="preserve">precio fijo mensual y control total, pero hay que instalar MySQL, Nginx y el certificado HTTPS y mantener el servidor a mano. Con la misma estructura:</w:t>
+      </w:r>
+      <w:r>
+        <w:t xml:space="preserve"> </w:t>
+      </w:r>
+      <w:r>
+        <w:rPr>
+          <w:rStyle w:val="VerbatimChar"/>
+        </w:rPr>
+        <w:t xml:space="preserve">npm install</w:t>
+      </w:r>
+      <w:r>
+        <w:t xml:space="preserve"> </w:t>
+      </w:r>
+      <w:r>
+        <w:t xml:space="preserve">en la raíz y</w:t>
+      </w:r>
+      <w:r>
+        <w:t xml:space="preserve"> </w:t>
+      </w:r>
+      <w:r>
+        <w:rPr>
+          <w:rStyle w:val="VerbatimChar"/>
+        </w:rPr>
+        <w:t xml:space="preserve">npm start</w:t>
+      </w:r>
+      <w:r>
+        <w:t xml:space="preserve"> </w:t>
+      </w:r>
+      <w:r>
+        <w:t xml:space="preserve">con un gestor de procesos (pm2).</w:t>
+      </w:r>
+    </w:p>
+    <w:p>
+      <w:pPr>
+        <w:numPr>
+          <w:ilvl w:val="0"/>
+          <w:numId w:val="1004"/>
+        </w:numPr>
+        <w:pStyle w:val="Compact"/>
+      </w:pPr>
+      <w:r>
+        <w:rPr>
+          <w:bCs/>
+          <w:b/>
+        </w:rPr>
         <w:t xml:space="preserve">Vercel o Netlify:</w:t>
       </w:r>
       <w:r>
@@ -5870,9 +6328,9 @@
         <w:t xml:space="preserve">no convienen, porque ejecutan funciones que se apagan entre visitas: se pierden los recordatorios cada 30 minutos y el límite de peticiones en memoria, y no incluyen MySQL.</w:t>
       </w:r>
     </w:p>
-    <w:bookmarkEnd w:id="38"/>
     <w:bookmarkEnd w:id="39"/>
-    <w:bookmarkStart w:id="40" w:name="verificación-rápida"/>
+    <w:bookmarkEnd w:id="40"/>
+    <w:bookmarkStart w:id="41" w:name="verificación-rápida"/>
     <w:p>
       <w:pPr>
         <w:pStyle w:val="Heading2"/>
@@ -6090,8 +6548,8 @@
         <w:t xml:space="preserve">.</w:t>
       </w:r>
     </w:p>
-    <w:bookmarkEnd w:id="40"/>
-    <w:bookmarkStart w:id="41" w:name="problemas-frecuentes"/>
+    <w:bookmarkEnd w:id="41"/>
+    <w:bookmarkStart w:id="42" w:name="problemas-frecuentes"/>
     <w:p>
       <w:pPr>
         <w:pStyle w:val="Heading2"/>
@@ -6609,8 +7067,8 @@
         </w:tc>
       </w:tr>
     </w:tbl>
-    <w:bookmarkEnd w:id="41"/>
     <w:bookmarkEnd w:id="42"/>
+    <w:bookmarkEnd w:id="43"/>
     <w:sectPr/>
   </w:body>
 </w:document>
@@ -6912,6 +7370,9 @@
     </w:lvlOverride>
   </w:num>
   <w:num w:numId="1002">
+    <w:abstractNumId w:val="991"/>
+  </w:num>
+  <w:num w:numId="1003">
     <w:abstractNumId w:val="99411"/>
     <w:lvlOverride w:ilvl="0">
       <w:startOverride w:val="1"/>
@@ -6941,7 +7402,7 @@
       <w:startOverride w:val="1"/>
     </w:lvlOverride>
   </w:num>
-  <w:num w:numId="1003">
+  <w:num w:numId="1004">
     <w:abstractNumId w:val="991"/>
   </w:num>
 </w:numbering>

--- a/docs/para-drive/Manual de instalación.docx
+++ b/docs/para-drive/Manual de instalación.docx
@@ -1083,6 +1083,35 @@
             </w:r>
             <w:r>
               <w:t xml:space="preserve">. Conserva los datos: las entradas existentes quedan vigentes</w:t>
+            </w:r>
+          </w:p>
+        </w:tc>
+      </w:tr>
+      <w:tr>
+        <w:tc>
+          <w:tcPr/>
+          <w:p>
+            <w:pPr>
+              <w:pStyle w:val="Compact"/>
+              <w:jc w:val="left"/>
+            </w:pPr>
+            <w:r>
+              <w:rPr>
+                <w:rStyle w:val="VerbatimChar"/>
+              </w:rPr>
+              <w:t xml:space="preserve">007_perfil_especialistas.sql</w:t>
+            </w:r>
+          </w:p>
+        </w:tc>
+        <w:tc>
+          <w:tcPr/>
+          <w:p>
+            <w:pPr>
+              <w:pStyle w:val="Compact"/>
+              <w:jc w:val="left"/>
+            </w:pPr>
+            <w:r>
+              <w:t xml:space="preserve">Título y foto de los especialistas (los administra la dueña desde su panel). Solo agrega columnas: no toca los datos</w:t>
             </w:r>
           </w:p>
         </w:tc>
@@ -5569,7 +5598,7 @@
         <w:t xml:space="preserve"> </w:t>
       </w:r>
       <w:r>
-        <w:t xml:space="preserve">con todas las tablas hasta la migración 006 y el catálogo inicial.</w:t>
+        <w:t xml:space="preserve">con todas las tablas hasta la migración 007 y el catálogo inicial.</w:t>
       </w:r>
     </w:p>
     <w:p>

--- a/docs/para-drive/Manual de instalación.docx
+++ b/docs/para-drive/Manual de instalación.docx
@@ -74,7 +74,7 @@
         <w:t xml:space="preserve"> </w:t>
       </w:r>
       <w:r>
-        <w:t xml:space="preserve">0.95 (borrador) · 10 de octubre de 2026</w:t>
+        <w:t xml:space="preserve">0.96 (borrador) · 22 de octubre de 2026</w:t>
       </w:r>
     </w:p>
     <w:p>
@@ -82,7 +82,7 @@
         <w:pStyle w:val="BlockText"/>
       </w:pPr>
       <w:r>
-        <w:t xml:space="preserve">Pendiente: confirmar el proveedor (la sección 8.2 describe Railway, la opción recomendada) y pasar el documento a la plantilla oficial de la FET.</w:t>
+        <w:t xml:space="preserve">La publicación descrita en la sección 8.2 (Railway) es la que está en uso. Pendiente: pasar el documento a la plantilla oficial de la FET.</w:t>
       </w:r>
     </w:p>
     <w:bookmarkStart w:id="20" w:name="propósito"/>
@@ -227,7 +227,7 @@
               <w:jc w:val="left"/>
             </w:pPr>
             <w:r>
-              <w:t xml:space="preserve">Node.js 18+ con Express 4</w:t>
+              <w:t xml:space="preserve">Node.js 20+ con Express 4</w:t>
             </w:r>
           </w:p>
         </w:tc>
@@ -361,7 +361,22 @@
         <w:t xml:space="preserve"> </w:t>
       </w:r>
       <w:r>
-        <w:t xml:space="preserve">- Node.js 18 o superior (las pruebas automáticas se corrieron con Node 22). Incluye</w:t>
+        <w:t xml:space="preserve">- Node.js 20 o superior (es el mínimo que declara el</w:t>
+      </w:r>
+      <w:r>
+        <w:t xml:space="preserve"> </w:t>
+      </w:r>
+      <w:r>
+        <w:rPr>
+          <w:rStyle w:val="VerbatimChar"/>
+        </w:rPr>
+        <w:t xml:space="preserve">package.json</w:t>
+      </w:r>
+      <w:r>
+        <w:t xml:space="preserve"> </w:t>
+      </w:r>
+      <w:r>
+        <w:t xml:space="preserve">de la raíz; las pruebas automáticas se corrieron con Node 22). Incluye</w:t>
       </w:r>
       <w:r>
         <w:t xml:space="preserve"> </w:t>
@@ -483,7 +498,37 @@
         <w:pStyle w:val="FirstParagraph"/>
       </w:pPr>
       <w:r>
-        <w:t xml:space="preserve">El repositorio es privado: la cuenta de GitHub debe tener acceso.</w:t>
+        <w:t xml:space="preserve">El repositorio es público en GitHub; no contiene archivos</w:t>
+      </w:r>
+      <w:r>
+        <w:t xml:space="preserve"> </w:t>
+      </w:r>
+      <w:r>
+        <w:rPr>
+          <w:rStyle w:val="VerbatimChar"/>
+        </w:rPr>
+        <w:t xml:space="preserve">.env</w:t>
+      </w:r>
+      <w:r>
+        <w:t xml:space="preserve"> </w:t>
+      </w:r>
+      <w:r>
+        <w:t xml:space="preserve">ni copias de la base de datos (el</w:t>
+      </w:r>
+      <w:r>
+        <w:t xml:space="preserve"> </w:t>
+      </w:r>
+      <w:r>
+        <w:rPr>
+          <w:rStyle w:val="VerbatimChar"/>
+        </w:rPr>
+        <w:t xml:space="preserve">.gitignore</w:t>
+      </w:r>
+      <w:r>
+        <w:t xml:space="preserve"> </w:t>
+      </w:r>
+      <w:r>
+        <w:t xml:space="preserve">los excluye).</w:t>
       </w:r>
     </w:p>
     <w:bookmarkEnd w:id="23"/>
@@ -595,7 +640,7 @@
         <w:t xml:space="preserve">arte_odontologico</w:t>
       </w:r>
       <w:r>
-        <w:t xml:space="preserve">, las 10 tablas, la vista</w:t>
+        <w:t xml:space="preserve">, las 11 tablas, la vista</w:t>
       </w:r>
       <w:r>
         <w:t xml:space="preserve"> </w:t>
@@ -610,7 +655,7 @@
         <w:t xml:space="preserve"> </w:t>
       </w:r>
       <w:r>
-        <w:t xml:space="preserve">y los datos iniciales: la sede de Rivera y 9 especialidades. No crea usuarios ni especialistas.</w:t>
+        <w:t xml:space="preserve">y los datos iniciales: la sede de Rivera y 9 especialidades. Ya incluye todos los cambios de las migraciones 001 a 007. No crea usuarios ni especialistas.</w:t>
       </w:r>
     </w:p>
     <w:p>
